--- a/write_up/drafts/3_materials_and_methods/methods_DRAFT_2.docx
+++ b/write_up/drafts/3_materials_and_methods/methods_DRAFT_2.docx
@@ -30,33 +30,11 @@
     </w:p>
     <w:p>
       <w:r>
-        <w:t xml:space="preserve">[figure – clearly explaining different cell types and allergen </w:t>
-      </w:r>
-      <w:proofErr w:type="gramStart"/>
-      <w:r>
-        <w:t xml:space="preserve">exposures] </w:t>
-      </w:r>
-      <w:r>
-        <w:t xml:space="preserve"> -</w:t>
-      </w:r>
-      <w:proofErr w:type="gramEnd"/>
-      <w:r>
-        <w:t xml:space="preserve"> keep it simple</w:t>
-      </w:r>
-      <w:r>
-        <w:t>, make sure it’s clear calu-3 pathway is novel</w:t>
-      </w:r>
-    </w:p>
-    <w:p>
-      <w:r>
-        <w:rPr>
-          <w:noProof/>
-        </w:rPr>
         <w:drawing>
-          <wp:inline distT="0" distB="0" distL="0" distR="0" wp14:anchorId="6D9BEB17" wp14:editId="1196B0D1">
-            <wp:extent cx="2648857" cy="1539940"/>
-            <wp:effectExtent l="0" t="0" r="5715" b="0"/>
-            <wp:docPr id="671558796" name="Picture 1"/>
+          <wp:inline distT="0" distB="0" distL="0" distR="0" wp14:anchorId="164A6D85" wp14:editId="274D1C94">
+            <wp:extent cx="5731510" cy="2145665"/>
+            <wp:effectExtent l="0" t="0" r="0" b="635"/>
+            <wp:docPr id="577877657" name="Picture 1"/>
             <wp:cNvGraphicFramePr>
               <a:graphicFrameLocks xmlns:a="http://schemas.openxmlformats.org/drawingml/2006/main" noChangeAspect="1"/>
             </wp:cNvGraphicFramePr>
@@ -64,32 +42,23 @@
               <a:graphicData uri="http://schemas.openxmlformats.org/drawingml/2006/picture">
                 <pic:pic xmlns:pic="http://schemas.openxmlformats.org/drawingml/2006/picture">
                   <pic:nvPicPr>
-                    <pic:cNvPr id="671558796" name=""/>
+                    <pic:cNvPr id="577877657" name=""/>
                     <pic:cNvPicPr/>
                   </pic:nvPicPr>
-                  <pic:blipFill rotWithShape="1">
+                  <pic:blipFill>
                     <a:blip r:embed="rId5"/>
-                    <a:srcRect l="14435" t="3332" r="16305" b="21000"/>
                     <a:stretch>
                       <a:fillRect/>
                     </a:stretch>
                   </pic:blipFill>
-                  <pic:spPr bwMode="auto">
+                  <pic:spPr>
                     <a:xfrm>
                       <a:off x="0" y="0"/>
-                      <a:ext cx="2654140" cy="1543011"/>
+                      <a:ext cx="5731510" cy="2145665"/>
                     </a:xfrm>
                     <a:prstGeom prst="rect">
                       <a:avLst/>
                     </a:prstGeom>
-                    <a:ln>
-                      <a:noFill/>
-                    </a:ln>
-                    <a:extLst>
-                      <a:ext uri="{53640926-AAD7-44D8-BBD7-CCE9431645EC}">
-                        <a14:shadowObscured xmlns:a14="http://schemas.microsoft.com/office/drawing/2010/main"/>
-                      </a:ext>
-                    </a:extLst>
                   </pic:spPr>
                 </pic:pic>
               </a:graphicData>
@@ -97,16 +66,496 @@
           </wp:inline>
         </w:drawing>
       </w:r>
-      <w:r>
-        <w:sym w:font="Wingdings" w:char="F0E0"/>
-      </w:r>
-      <w:r>
-        <w:t xml:space="preserve"> example of how to handle the validation stage</w:t>
-      </w:r>
-      <w:r>
-        <w:t xml:space="preserve"> in the diagram</w:t>
-      </w:r>
     </w:p>
+    <w:p>
+      <w:r>
+        <w:t>[figure legend should state that the automated pathway enrichment analysis techniques tested during method development were unsuitable for use on Calu-3 HBECs]</w:t>
+      </w:r>
+    </w:p>
+    <w:p>
+      <w:pPr>
+        <w:pStyle w:val="ListParagraph"/>
+        <w:numPr>
+          <w:ilvl w:val="0"/>
+          <w:numId w:val="7"/>
+        </w:numPr>
+      </w:pPr>
+      <w:r>
+        <w:t>Study data</w:t>
+      </w:r>
+    </w:p>
+    <w:p/>
+    <w:p>
+      <w:r>
+        <w:t xml:space="preserve">EVs were extracted and isolated from </w:t>
+      </w:r>
+      <w:r>
+        <w:t xml:space="preserve">HBECs following exposure to nebulised allergens, </w:t>
+      </w:r>
+      <w:r>
+        <w:t xml:space="preserve">as </w:t>
+      </w:r>
+      <w:r>
+        <w:t xml:space="preserve">previously </w:t>
+      </w:r>
+      <w:r>
+        <w:t>described</w:t>
+      </w:r>
+      <w:r>
+        <w:t xml:space="preserve"> in</w:t>
+      </w:r>
+      <w:r>
+        <w:t xml:space="preserve"> [GH/Will reference].</w:t>
+      </w:r>
+      <w:r>
+        <w:t xml:space="preserve"> </w:t>
+      </w:r>
+      <w:r>
+        <w:t>Both</w:t>
+      </w:r>
+      <w:r>
+        <w:t xml:space="preserve"> papers were submitted for review at the time of this study but not yet published. Hopkins et al., 2026 exposed primary HBECs </w:t>
+      </w:r>
+      <w:r>
+        <w:t>to 0.005</w:t>
+      </w:r>
+      <w:r>
+        <w:sym w:font="Symbol" w:char="F06D"/>
+      </w:r>
+      <w:r>
+        <w:t>g, 0.08</w:t>
+      </w:r>
+      <w:r>
+        <w:sym w:font="Symbol" w:char="F06D"/>
+      </w:r>
+      <w:r>
+        <w:t>g, 2</w:t>
+      </w:r>
+      <w:r>
+        <w:sym w:font="Symbol" w:char="F06D"/>
+      </w:r>
+      <w:r>
+        <w:t>g or 24</w:t>
+      </w:r>
+      <w:r>
+        <w:sym w:font="Symbol" w:char="F06D"/>
+      </w:r>
+      <w:r>
+        <w:t>g protease enzyme allergen</w:t>
+      </w:r>
+      <w:r>
+        <w:t xml:space="preserve">. Browne et al., 2026 exposed </w:t>
+      </w:r>
+      <w:r>
+        <w:t>C</w:t>
+      </w:r>
+      <w:r>
+        <w:t>alu-3 HBECs to</w:t>
+      </w:r>
+      <w:r>
+        <w:t xml:space="preserve"> nebulised</w:t>
+      </w:r>
+      <w:r>
+        <w:t xml:space="preserve"> Can f 1 (dog allergen), active Der p 1 and inactive Der p 1 (HDM allergens).</w:t>
+      </w:r>
+      <w:r>
+        <w:t xml:space="preserve"> </w:t>
+      </w:r>
+      <w:r>
+        <w:t>All</w:t>
+      </w:r>
+      <w:r>
+        <w:t xml:space="preserve"> condition</w:t>
+      </w:r>
+      <w:r>
+        <w:t>s</w:t>
+      </w:r>
+      <w:r>
+        <w:t xml:space="preserve"> w</w:t>
+      </w:r>
+      <w:r>
+        <w:t>ere</w:t>
+      </w:r>
+      <w:r>
+        <w:t xml:space="preserve"> executed in triplicate. </w:t>
+      </w:r>
+      <w:r>
+        <w:t xml:space="preserve">Sample details are found in Supp Table [x]. </w:t>
+      </w:r>
+      <w:r>
+        <w:t xml:space="preserve">RNA extraction and next-generation sequencing were performed </w:t>
+      </w:r>
+      <w:r>
+        <w:t xml:space="preserve">by </w:t>
+      </w:r>
+      <w:proofErr w:type="spellStart"/>
+      <w:r>
+        <w:t>TAmiRNA</w:t>
+      </w:r>
+      <w:proofErr w:type="spellEnd"/>
+      <w:r>
+        <w:t xml:space="preserve"> </w:t>
+      </w:r>
+      <w:r>
+        <w:t xml:space="preserve">using the </w:t>
+      </w:r>
+      <w:proofErr w:type="spellStart"/>
+      <w:r>
+        <w:t>miND</w:t>
+      </w:r>
+      <w:proofErr w:type="spellEnd"/>
+      <w:r>
+        <w:t>® analysis pipeline [mind reference]</w:t>
+      </w:r>
+      <w:r>
+        <w:t>.</w:t>
+      </w:r>
+      <w:r>
+        <w:t xml:space="preserve"> </w:t>
+      </w:r>
+    </w:p>
+    <w:p/>
+    <w:p/>
+    <w:p>
+      <w:pPr>
+        <w:pStyle w:val="ListParagraph"/>
+        <w:numPr>
+          <w:ilvl w:val="0"/>
+          <w:numId w:val="7"/>
+        </w:numPr>
+      </w:pPr>
+      <w:r>
+        <w:t xml:space="preserve">Preprocessing </w:t>
+      </w:r>
+    </w:p>
+    <w:p/>
+    <w:p>
+      <w:r>
+        <w:t xml:space="preserve">Raw sequencing reads were trimmed using </w:t>
+      </w:r>
+      <w:proofErr w:type="spellStart"/>
+      <w:r>
+        <w:t>Cutadapt</w:t>
+      </w:r>
+      <w:proofErr w:type="spellEnd"/>
+      <w:r>
+        <w:t xml:space="preserve"> [version], targeting the </w:t>
+      </w:r>
+      <w:r>
+        <w:t>Realseq3P</w:t>
+      </w:r>
+      <w:r>
+        <w:t xml:space="preserve"> adapter (</w:t>
+      </w:r>
+      <w:r>
+        <w:t>TGGAATTCTC</w:t>
+      </w:r>
+      <w:r>
+        <w:t>)</w:t>
+      </w:r>
+      <w:r>
+        <w:t>.</w:t>
+      </w:r>
+      <w:r>
+        <w:t xml:space="preserve"> </w:t>
+      </w:r>
+      <w:r>
+        <w:t>O</w:t>
+      </w:r>
+      <w:r>
+        <w:t xml:space="preserve">nly reads measuring 18-30bp and quality &gt;30 (Phred) </w:t>
+      </w:r>
+      <w:proofErr w:type="gramStart"/>
+      <w:r>
+        <w:t>were</w:t>
+      </w:r>
+      <w:proofErr w:type="gramEnd"/>
+      <w:r>
+        <w:t xml:space="preserve"> retained</w:t>
+      </w:r>
+      <w:r>
+        <w:t xml:space="preserve">; </w:t>
+      </w:r>
+      <w:r>
+        <w:t>the first base of each read was unconditionally removed and reads without an adapter detected were discarded.</w:t>
+      </w:r>
+      <w:r>
+        <w:t xml:space="preserve"> Read quality was determined using </w:t>
+      </w:r>
+      <w:proofErr w:type="spellStart"/>
+      <w:r>
+        <w:t>FastQC</w:t>
+      </w:r>
+      <w:proofErr w:type="spellEnd"/>
+      <w:r>
+        <w:t xml:space="preserve"> [version], </w:t>
+      </w:r>
+      <w:proofErr w:type="spellStart"/>
+      <w:r>
+        <w:t>miRTrace</w:t>
+      </w:r>
+      <w:proofErr w:type="spellEnd"/>
+      <w:r>
+        <w:t xml:space="preserve"> [version] and </w:t>
+      </w:r>
+      <w:proofErr w:type="spellStart"/>
+      <w:r>
+        <w:t>MultiQC</w:t>
+      </w:r>
+      <w:proofErr w:type="spellEnd"/>
+      <w:r>
+        <w:t xml:space="preserve"> [version].</w:t>
+      </w:r>
+    </w:p>
+    <w:p/>
+    <w:p/>
+    <w:p>
+      <w:pPr>
+        <w:pStyle w:val="ListParagraph"/>
+        <w:numPr>
+          <w:ilvl w:val="0"/>
+          <w:numId w:val="7"/>
+        </w:numPr>
+      </w:pPr>
+      <w:r>
+        <w:t>Mapping and Q</w:t>
+      </w:r>
+      <w:r>
+        <w:t>uantification</w:t>
+      </w:r>
+    </w:p>
+    <w:p>
+      <w:r>
+        <w:t xml:space="preserve">Reads were collapsed using the miRDeep2 [version] </w:t>
+      </w:r>
+      <w:r>
+        <w:rPr>
+          <w:i/>
+          <w:iCs/>
+        </w:rPr>
+        <w:t>mapper.pl</w:t>
+      </w:r>
+      <w:r>
+        <w:t xml:space="preserve"> script then mapped to mature and hairpin [version] references (</w:t>
+      </w:r>
+      <w:proofErr w:type="spellStart"/>
+      <w:r>
+        <w:t>miRBase</w:t>
+      </w:r>
+      <w:proofErr w:type="spellEnd"/>
+      <w:r>
+        <w:t xml:space="preserve"> [version]) </w:t>
+      </w:r>
+      <w:r>
+        <w:t xml:space="preserve">and quantified </w:t>
+      </w:r>
+      <w:r>
+        <w:t xml:space="preserve">using </w:t>
+      </w:r>
+      <w:r>
+        <w:rPr>
+          <w:i/>
+          <w:iCs/>
+        </w:rPr>
+        <w:t>quantifier.pl</w:t>
+      </w:r>
+      <w:r>
+        <w:t>, allowing for 1 mismatch.</w:t>
+      </w:r>
+    </w:p>
+    <w:p/>
+    <w:p/>
+    <w:p>
+      <w:pPr>
+        <w:pStyle w:val="ListParagraph"/>
+        <w:numPr>
+          <w:ilvl w:val="0"/>
+          <w:numId w:val="7"/>
+        </w:numPr>
+      </w:pPr>
+      <w:r>
+        <w:t xml:space="preserve">Differential Expression </w:t>
+      </w:r>
+      <w:r>
+        <w:t>Analysis</w:t>
+      </w:r>
+    </w:p>
+    <w:p>
+      <w:r>
+        <w:t xml:space="preserve">DE analysis was performed using </w:t>
+      </w:r>
+      <w:proofErr w:type="spellStart"/>
+      <w:r>
+        <w:t>edgeR</w:t>
+      </w:r>
+      <w:proofErr w:type="spellEnd"/>
+      <w:r>
+        <w:t xml:space="preserve"> [version] [in R studio?]. Lowly expressed miRNAs were excluded using the default filtering provided by the package. Normalisation was performed using the </w:t>
+      </w:r>
+      <w:r>
+        <w:t>trimmed mean of M-values</w:t>
+      </w:r>
+      <w:r>
+        <w:t xml:space="preserve"> normalisation and dispersion estimated using the negative binomial dispersion by weighted likelihood empirical Bayes. DE miRNAs were obtained from pairwise contrasts (treated versus </w:t>
+      </w:r>
+      <w:r>
+        <w:t>un</w:t>
+      </w:r>
+      <w:r>
+        <w:t xml:space="preserve">treated) using the quasi-likelihood F-test. False discovery rate (FDR) was controlled using </w:t>
+      </w:r>
+      <w:r>
+        <w:t xml:space="preserve">Benjamini-Hochberg </w:t>
+      </w:r>
+      <w:r>
+        <w:t xml:space="preserve">(BH) multiple testing correction </w:t>
+      </w:r>
+      <w:r>
+        <w:t>method</w:t>
+      </w:r>
+      <w:r>
+        <w:t xml:space="preserve">. DE miRNAs were classified as significant based on a cutoff of </w:t>
+      </w:r>
+      <w:r>
+        <w:t>log 1-fold-change</w:t>
+      </w:r>
+      <w:r>
+        <w:t xml:space="preserve"> and </w:t>
+      </w:r>
+      <w:r>
+        <w:t>FDR &lt; 0.05</w:t>
+      </w:r>
+      <w:r>
+        <w:t>. An exploratory cutoff was set</w:t>
+      </w:r>
+      <w:r>
+        <w:t xml:space="preserve"> </w:t>
+      </w:r>
+      <w:r>
+        <w:t>at</w:t>
+      </w:r>
+      <w:r>
+        <w:t xml:space="preserve"> FDR &lt; 0.2 </w:t>
+      </w:r>
+      <w:r>
+        <w:t xml:space="preserve">if few </w:t>
+      </w:r>
+      <w:r>
+        <w:t>DE miRNAs were initially detected.</w:t>
+      </w:r>
+    </w:p>
+    <w:p>
+      <w:r>
+        <w:t xml:space="preserve">[I have confirmed the contrasts as treated vs untreated – positive </w:t>
+      </w:r>
+      <w:proofErr w:type="spellStart"/>
+      <w:r>
+        <w:t>logfc</w:t>
+      </w:r>
+      <w:proofErr w:type="spellEnd"/>
+      <w:r>
+        <w:t xml:space="preserve"> means upregulated in treated]</w:t>
+      </w:r>
+    </w:p>
+    <w:p/>
+    <w:p>
+      <w:pPr>
+        <w:pStyle w:val="ListParagraph"/>
+        <w:numPr>
+          <w:ilvl w:val="0"/>
+          <w:numId w:val="7"/>
+        </w:numPr>
+      </w:pPr>
+      <w:r>
+        <w:t>Pathway Enrichment</w:t>
+      </w:r>
+      <w:r>
+        <w:t xml:space="preserve"> </w:t>
+      </w:r>
+      <w:r>
+        <w:t>A</w:t>
+      </w:r>
+      <w:r>
+        <w:t>nalysis</w:t>
+      </w:r>
+      <w:r>
+        <w:t xml:space="preserve"> (method development)</w:t>
+      </w:r>
+    </w:p>
+    <w:p>
+      <w:r>
+        <w:t xml:space="preserve">Multiple </w:t>
+      </w:r>
+      <w:r>
+        <w:t>automated pathway enrichment analysis</w:t>
+      </w:r>
+      <w:r>
+        <w:t xml:space="preserve"> </w:t>
+      </w:r>
+      <w:r>
+        <w:t xml:space="preserve">techniques were explored </w:t>
+      </w:r>
+      <w:r>
+        <w:t xml:space="preserve">as part of a method development phase intended to </w:t>
+      </w:r>
+      <w:r>
+        <w:t xml:space="preserve">determine the optimal technique for use on the novel dataset acquired from Calu-3 cells </w:t>
+      </w:r>
+      <w:r>
+        <w:t>(Supp Table [])</w:t>
+      </w:r>
+      <w:r>
+        <w:t>.</w:t>
+      </w:r>
+      <w:r>
+        <w:t xml:space="preserve"> </w:t>
+      </w:r>
+      <w:r>
+        <w:t>DE miRNAs from primary HBECs exposed to 24</w:t>
+      </w:r>
+      <w:r>
+        <w:sym w:font="Symbol" w:char="F06D"/>
+      </w:r>
+      <w:r>
+        <w:t>g</w:t>
+      </w:r>
+      <w:r>
+        <w:t xml:space="preserve"> </w:t>
+      </w:r>
+      <w:proofErr w:type="gramStart"/>
+      <w:r>
+        <w:t>were</w:t>
+      </w:r>
+      <w:proofErr w:type="gramEnd"/>
+      <w:r>
+        <w:t xml:space="preserve"> used to test one </w:t>
+      </w:r>
+      <w:r>
+        <w:t xml:space="preserve">free-of-charge </w:t>
+      </w:r>
+      <w:r>
+        <w:t xml:space="preserve">target gene-level and miRNA-level enrichment </w:t>
+      </w:r>
+      <w:r>
+        <w:t xml:space="preserve">tool. </w:t>
+      </w:r>
+      <w:r>
+        <w:t>Significantly e</w:t>
+      </w:r>
+      <w:r>
+        <w:t>nriched pathways</w:t>
+      </w:r>
+      <w:r>
+        <w:t xml:space="preserve"> were then compared to pathway</w:t>
+      </w:r>
+      <w:r>
+        <w:t xml:space="preserve"> results </w:t>
+      </w:r>
+      <w:r>
+        <w:t xml:space="preserve">obtained from one monetised pathway analysis service provider. </w:t>
+      </w:r>
+    </w:p>
+    <w:p/>
     <w:p>
       <w:pPr>
         <w:pStyle w:val="ListParagraph"/>
@@ -116,9 +565,79 @@
         </w:numPr>
       </w:pPr>
       <w:r>
-        <w:t>Cell types / exposures</w:t>
+        <w:t>Target gene-level</w:t>
+      </w:r>
+      <w:r>
+        <w:t xml:space="preserve"> Enrichment</w:t>
       </w:r>
     </w:p>
+    <w:p>
+      <w:r>
+        <w:t xml:space="preserve">Experimentally validated target mRNAs of significantly DE miRNAs were identified from </w:t>
+      </w:r>
+      <w:proofErr w:type="spellStart"/>
+      <w:r>
+        <w:t>miRTarBase</w:t>
+      </w:r>
+      <w:proofErr w:type="spellEnd"/>
+      <w:r>
+        <w:t xml:space="preserve"> [version] using </w:t>
+      </w:r>
+      <w:proofErr w:type="spellStart"/>
+      <w:r>
+        <w:t>multiMiR</w:t>
+      </w:r>
+      <w:proofErr w:type="spellEnd"/>
+      <w:r>
+        <w:t xml:space="preserve"> [version] in </w:t>
+      </w:r>
+      <w:r>
+        <w:t>[</w:t>
+      </w:r>
+      <w:r>
+        <w:t>R</w:t>
+      </w:r>
+      <w:r>
+        <w:t xml:space="preserve"> studio]</w:t>
+      </w:r>
+      <w:r>
+        <w:t xml:space="preserve">. Pathway enrichment analysis was performed on the target genes using </w:t>
+      </w:r>
+      <w:proofErr w:type="spellStart"/>
+      <w:r>
+        <w:t>ReactomePA</w:t>
+      </w:r>
+      <w:proofErr w:type="spellEnd"/>
+      <w:r>
+        <w:t xml:space="preserve"> [version] (R package) with the default background universe. The BH correction was applied to control the </w:t>
+      </w:r>
+      <w:r>
+        <w:lastRenderedPageBreak/>
+        <w:t xml:space="preserve">FDR. Only pathways containing between 10-500 genes were considered; pathways with an adjusted </w:t>
+      </w:r>
+      <w:r>
+        <w:rPr>
+          <w:i/>
+          <w:iCs/>
+        </w:rPr>
+        <w:t>P</w:t>
+      </w:r>
+      <w:r>
+        <w:t xml:space="preserve"> value &lt; 0.02 and </w:t>
+      </w:r>
+      <w:r>
+        <w:rPr>
+          <w:i/>
+          <w:iCs/>
+        </w:rPr>
+        <w:t>q</w:t>
+      </w:r>
+      <w:r>
+        <w:t xml:space="preserve"> value &lt; 0.02 were considered significantly enriched.</w:t>
+      </w:r>
+    </w:p>
+    <w:p/>
+    <w:p/>
     <w:p>
       <w:pPr>
         <w:pStyle w:val="ListParagraph"/>
@@ -128,9 +647,104 @@
         </w:numPr>
       </w:pPr>
       <w:r>
-        <w:t xml:space="preserve">Trimming / qual control </w:t>
+        <w:t>miRNA-level</w:t>
+      </w:r>
+      <w:r>
+        <w:t xml:space="preserve"> Enrichment</w:t>
       </w:r>
     </w:p>
+    <w:p>
+      <w:r>
+        <w:t>miRNA</w:t>
+      </w:r>
+      <w:r>
+        <w:t xml:space="preserve"> </w:t>
+      </w:r>
+      <w:r>
+        <w:t xml:space="preserve">lists </w:t>
+      </w:r>
+      <w:r>
+        <w:t>were generated in R</w:t>
+      </w:r>
+      <w:r>
+        <w:t xml:space="preserve"> studio [version]</w:t>
+      </w:r>
+      <w:r>
+        <w:t xml:space="preserve"> then provided to </w:t>
+      </w:r>
+      <w:proofErr w:type="spellStart"/>
+      <w:r>
+        <w:t>miEAA</w:t>
+      </w:r>
+      <w:proofErr w:type="spellEnd"/>
+      <w:r>
+        <w:t xml:space="preserve"> </w:t>
+      </w:r>
+      <w:r>
+        <w:t xml:space="preserve">2.0 </w:t>
+      </w:r>
+      <w:r>
+        <w:t xml:space="preserve">[version] to identify enrichment within the </w:t>
+      </w:r>
+      <w:proofErr w:type="spellStart"/>
+      <w:r>
+        <w:t>Reactome</w:t>
+      </w:r>
+      <w:proofErr w:type="spellEnd"/>
+      <w:r>
+        <w:t xml:space="preserve"> (</w:t>
+      </w:r>
+      <w:proofErr w:type="spellStart"/>
+      <w:r>
+        <w:t>miRPathDB</w:t>
+      </w:r>
+      <w:proofErr w:type="spellEnd"/>
+      <w:r>
+        <w:t>)</w:t>
+      </w:r>
+      <w:r>
+        <w:t xml:space="preserve"> </w:t>
+      </w:r>
+      <w:r>
+        <w:t xml:space="preserve">database. </w:t>
+      </w:r>
+      <w:r>
+        <w:t xml:space="preserve">For over-representation analysis (ORA), the miRNA test set contained either significant up- or down-regulated DE miRNAs, with all miRNAs detected in the experiment applied as the background universe. For miRNA-set enrichment analysis (miRNA-SEA), all miRNAs detected in the experiment were </w:t>
+      </w:r>
+      <w:r>
+        <w:t xml:space="preserve">included, </w:t>
+      </w:r>
+      <w:r>
+        <w:t>ranked according to log-fold-change (</w:t>
+      </w:r>
+      <w:proofErr w:type="spellStart"/>
+      <w:r>
+        <w:t>logFC</w:t>
+      </w:r>
+      <w:proofErr w:type="spellEnd"/>
+      <w:r>
+        <w:t>).</w:t>
+      </w:r>
+      <w:r>
+        <w:t xml:space="preserve"> </w:t>
+      </w:r>
+      <w:r>
+        <w:t>Adjusted p-values were calculated using BH correction for FDR</w:t>
+      </w:r>
+      <w:r>
+        <w:t xml:space="preserve"> (equivalent to Q-value)</w:t>
+      </w:r>
+      <w:r>
+        <w:t xml:space="preserve">, with a significance cutoff of </w:t>
+      </w:r>
+      <w:r>
+        <w:t>P-adjusted</w:t>
+      </w:r>
+      <w:r>
+        <w:t xml:space="preserve"> &lt; 0.05.</w:t>
+      </w:r>
+    </w:p>
+    <w:p/>
     <w:p>
       <w:pPr>
         <w:pStyle w:val="ListParagraph"/>
@@ -140,58 +754,13 @@
         </w:numPr>
       </w:pPr>
       <w:r>
-        <w:t>Quantify expression</w:t>
+        <w:t xml:space="preserve">Pathway Analysis </w:t>
+      </w:r>
+      <w:r>
+        <w:t>Service Provider</w:t>
       </w:r>
     </w:p>
-    <w:p>
-      <w:pPr>
-        <w:pStyle w:val="ListParagraph"/>
-        <w:numPr>
-          <w:ilvl w:val="1"/>
-          <w:numId w:val="7"/>
-        </w:numPr>
-      </w:pPr>
-      <w:r>
-        <w:t>De analysis</w:t>
-      </w:r>
-    </w:p>
-    <w:p>
-      <w:pPr>
-        <w:pStyle w:val="ListParagraph"/>
-        <w:numPr>
-          <w:ilvl w:val="1"/>
-          <w:numId w:val="7"/>
-        </w:numPr>
-      </w:pPr>
-      <w:r>
-        <w:t>Method development</w:t>
-      </w:r>
-    </w:p>
-    <w:p>
-      <w:pPr>
-        <w:pStyle w:val="ListParagraph"/>
-        <w:numPr>
-          <w:ilvl w:val="1"/>
-          <w:numId w:val="7"/>
-        </w:numPr>
-      </w:pPr>
-      <w:r>
-        <w:t>Pathway analysis of calu-3 cells</w:t>
-      </w:r>
-    </w:p>
-    <w:p>
-      <w:r>
-        <w:t xml:space="preserve">[have highlighted box around pathway analysis of </w:t>
-      </w:r>
-      <w:proofErr w:type="spellStart"/>
-      <w:r>
-        <w:t>calu</w:t>
-      </w:r>
-      <w:proofErr w:type="spellEnd"/>
-      <w:r>
-        <w:t xml:space="preserve"> 3 cells which says ‘novel’]</w:t>
-      </w:r>
-    </w:p>
+    <w:p/>
     <w:p/>
     <w:p>
       <w:pPr>
@@ -202,108 +771,172 @@
         </w:numPr>
       </w:pPr>
       <w:r>
-        <w:t>Study data</w:t>
+        <w:t>Pathway Analysis</w:t>
       </w:r>
     </w:p>
     <w:p>
       <w:r>
-        <w:t xml:space="preserve">EVs were extracted and isolated from </w:t>
-      </w:r>
-      <w:r>
-        <w:t xml:space="preserve">HBECs following exposure to nebulised allergens, </w:t>
+        <w:t xml:space="preserve">Automated pathway enrichment techniques </w:t>
+      </w:r>
+      <w:r>
+        <w:t>evaluated</w:t>
+      </w:r>
+      <w:r>
+        <w:t xml:space="preserve"> during the method development phase (Section [methods part 6]) were unsuitable for </w:t>
+      </w:r>
+      <w:r>
+        <w:t>application</w:t>
+      </w:r>
+      <w:r>
+        <w:t xml:space="preserve"> </w:t>
+      </w:r>
+      <w:r>
+        <w:t>to</w:t>
+      </w:r>
+      <w:r>
+        <w:t xml:space="preserve"> the Calu-3 dataset as insufficient DE miRNAs were detected </w:t>
+      </w:r>
+      <w:r>
+        <w:t>across</w:t>
+      </w:r>
+      <w:r>
+        <w:t xml:space="preserve"> all</w:t>
+      </w:r>
+      <w:r>
+        <w:t xml:space="preserve"> </w:t>
+      </w:r>
+      <w:r>
+        <w:t>allergen exposures</w:t>
+      </w:r>
+      <w:r>
+        <w:t>,</w:t>
+      </w:r>
+      <w:r>
+        <w:t xml:space="preserve"> </w:t>
+      </w:r>
+      <w:r>
+        <w:t xml:space="preserve">limiting </w:t>
+      </w:r>
+      <w:r>
+        <w:t xml:space="preserve">statistical </w:t>
+      </w:r>
+      <w:r>
+        <w:t>power</w:t>
+      </w:r>
+      <w:r>
+        <w:t xml:space="preserve"> for enrichment analysis</w:t>
+      </w:r>
+      <w:r>
+        <w:t xml:space="preserve">. </w:t>
+      </w:r>
+      <w:r>
+        <w:t>Therefore</w:t>
+      </w:r>
+      <w:r>
+        <w:t xml:space="preserve">, </w:t>
+      </w:r>
+      <w:r>
+        <w:t>a literature search was conducted to</w:t>
+      </w:r>
+      <w:r>
+        <w:t xml:space="preserve"> investigate whether </w:t>
+      </w:r>
+      <w:r>
+        <w:t>identified</w:t>
+      </w:r>
+      <w:r>
+        <w:t xml:space="preserve"> DE miRNA</w:t>
+      </w:r>
+      <w:r>
+        <w:t>s</w:t>
+      </w:r>
+      <w:r>
+        <w:t xml:space="preserve"> </w:t>
+      </w:r>
+      <w:r>
+        <w:t>were</w:t>
+      </w:r>
+      <w:r>
+        <w:t xml:space="preserve"> </w:t>
+      </w:r>
+      <w:r>
+        <w:t>associated</w:t>
+      </w:r>
+      <w:r>
+        <w:t xml:space="preserve"> </w:t>
+      </w:r>
+      <w:r>
+        <w:t xml:space="preserve">with </w:t>
+      </w:r>
+      <w:r>
+        <w:t>biological</w:t>
+      </w:r>
+      <w:r>
+        <w:t>ly relevant</w:t>
+      </w:r>
+      <w:r>
+        <w:t xml:space="preserve"> process</w:t>
+      </w:r>
+      <w:r>
+        <w:t>es</w:t>
+      </w:r>
+      <w:r>
+        <w:t xml:space="preserve">. </w:t>
+      </w:r>
+      <w:r>
+        <w:t>For each DE miRNA, the</w:t>
+      </w:r>
+      <w:r>
+        <w:t xml:space="preserve"> miRNA symbol was used </w:t>
       </w:r>
       <w:r>
         <w:t xml:space="preserve">as </w:t>
       </w:r>
       <w:r>
-        <w:t xml:space="preserve">previously </w:t>
-      </w:r>
-      <w:r>
-        <w:t>described [GH/Will reference].</w:t>
-      </w:r>
-      <w:r>
-        <w:t xml:space="preserve"> Primary HBECS were exposed to either 0.005</w:t>
-      </w:r>
-      <w:r>
-        <w:sym w:font="Symbol" w:char="F06D"/>
-      </w:r>
-      <w:r>
-        <w:t>g, 0.08</w:t>
-      </w:r>
-      <w:r>
-        <w:sym w:font="Symbol" w:char="F06D"/>
-      </w:r>
-      <w:r>
-        <w:t>g</w:t>
-      </w:r>
-      <w:r>
-        <w:t>, 2</w:t>
-      </w:r>
-      <w:r>
-        <w:sym w:font="Symbol" w:char="F06D"/>
-      </w:r>
-      <w:r>
-        <w:t>g</w:t>
-      </w:r>
-      <w:r>
-        <w:t xml:space="preserve"> or 24</w:t>
-      </w:r>
-      <w:r>
-        <w:sym w:font="Symbol" w:char="F06D"/>
-      </w:r>
-      <w:r>
-        <w:t>g</w:t>
-      </w:r>
-      <w:r>
-        <w:t xml:space="preserve"> protease enzyme allergen; Calu-3 HBECs to Can f 1 (dog allergen), active Der p 1</w:t>
-      </w:r>
-      <w:r>
-        <w:t xml:space="preserve"> and</w:t>
-      </w:r>
-      <w:r>
-        <w:t xml:space="preserve"> inactive Der p 1 (HDM allergens)</w:t>
+        <w:t xml:space="preserve">the </w:t>
+      </w:r>
+      <w:r>
+        <w:t xml:space="preserve">query term in </w:t>
+      </w:r>
+      <w:r>
+        <w:t xml:space="preserve">PubMed </w:t>
+      </w:r>
+      <w:r>
+        <w:t>(</w:t>
+      </w:r>
+      <w:r>
+        <w:t xml:space="preserve">National Library of </w:t>
+      </w:r>
+      <w:r>
+        <w:t>Medicine, accessed [date</w:t>
+      </w:r>
+      <w:r>
+        <w:t>]</w:t>
+      </w:r>
+      <w:r>
+        <w:t>) in combination with each of the following keywords using the operator “+”</w:t>
+      </w:r>
+      <w:r>
+        <w:t xml:space="preserve">: </w:t>
+      </w:r>
+      <w:r>
+        <w:t>"airway", "immune", "allergic", "inflammation",</w:t>
+      </w:r>
+      <w:r>
+        <w:t xml:space="preserve"> </w:t>
+      </w:r>
+      <w:r>
+        <w:t>"epithelial"</w:t>
+      </w:r>
+      <w:r>
+        <w:t xml:space="preserve"> and “extracellular vesicle”</w:t>
       </w:r>
       <w:r>
         <w:t>.</w:t>
       </w:r>
     </w:p>
-    <w:p>
-      <w:r>
-        <w:t xml:space="preserve">RNA extraction and next-generation sequencing were performed using the </w:t>
-      </w:r>
-      <w:proofErr w:type="spellStart"/>
-      <w:r>
-        <w:t>miND</w:t>
-      </w:r>
-      <w:proofErr w:type="spellEnd"/>
-      <w:r>
-        <w:t>® analysis pipeline [mind reference]</w:t>
-      </w:r>
-    </w:p>
-    <w:p>
-      <w:r>
-        <w:t>[GH/Will paper sent by Lucy on 07.07.26. Need to say those papers have been submitted for review but not published at the time of this paper. Can use Endnote to manually curate the reference]</w:t>
-      </w:r>
-    </w:p>
-    <w:p>
-      <w:r>
-        <w:t>[calu-3 cells are immortalised something cells]</w:t>
-      </w:r>
-      <w:r>
-        <w:t xml:space="preserve"> </w:t>
-      </w:r>
-    </w:p>
-    <w:p>
-      <w:r>
-        <w:t>[do I need to state test conditions e.g. different doses of protease then the 02_ conditions?] – replicate conditions. Make as supp table</w:t>
-      </w:r>
-    </w:p>
-    <w:p>
-      <w:r>
-        <w:lastRenderedPageBreak/>
-        <w:t>[supplementary table of sequencing ID to condition?]</w:t>
-      </w:r>
-    </w:p>
+    <w:p/>
+    <w:p/>
     <w:p/>
     <w:p>
       <w:pPr>
@@ -314,94 +947,9 @@
         </w:numPr>
       </w:pPr>
       <w:r>
-        <w:t xml:space="preserve">Preprocessing </w:t>
+        <w:t xml:space="preserve">Previous work </w:t>
       </w:r>
     </w:p>
-    <w:p>
-      <w:r>
-        <w:t xml:space="preserve">Raw sequencing reads were trimmed using </w:t>
-      </w:r>
-      <w:proofErr w:type="spellStart"/>
-      <w:r>
-        <w:t>Cutadapt</w:t>
-      </w:r>
-      <w:proofErr w:type="spellEnd"/>
-      <w:r>
-        <w:t xml:space="preserve"> [version]</w:t>
-      </w:r>
-      <w:r>
-        <w:t>,</w:t>
-      </w:r>
-      <w:r>
-        <w:t xml:space="preserve"> t</w:t>
-      </w:r>
-      <w:r>
-        <w:t>argeting the</w:t>
-      </w:r>
-      <w:r>
-        <w:t xml:space="preserve"> </w:t>
-      </w:r>
-      <w:r>
-        <w:t>Realseq3P</w:t>
-      </w:r>
-      <w:r>
-        <w:t xml:space="preserve"> adapter (</w:t>
-      </w:r>
-      <w:r>
-        <w:t>TGGAATTCTC</w:t>
-      </w:r>
-      <w:r>
-        <w:t>)</w:t>
-      </w:r>
-      <w:r>
-        <w:t xml:space="preserve">; </w:t>
-      </w:r>
-      <w:r>
-        <w:t xml:space="preserve">only reads measuring 18-30bp and </w:t>
-      </w:r>
-      <w:r>
-        <w:t xml:space="preserve">quality </w:t>
-      </w:r>
-      <w:r>
-        <w:t xml:space="preserve">&gt;30 </w:t>
-      </w:r>
-      <w:r>
-        <w:t xml:space="preserve">(Phred) </w:t>
-      </w:r>
-      <w:proofErr w:type="gramStart"/>
-      <w:r>
-        <w:t>were</w:t>
-      </w:r>
-      <w:proofErr w:type="gramEnd"/>
-      <w:r>
-        <w:t xml:space="preserve"> retained. Read quality was determined using </w:t>
-      </w:r>
-      <w:proofErr w:type="spellStart"/>
-      <w:r>
-        <w:t>FastQC</w:t>
-      </w:r>
-      <w:proofErr w:type="spellEnd"/>
-      <w:r>
-        <w:t xml:space="preserve"> [version], </w:t>
-      </w:r>
-      <w:proofErr w:type="spellStart"/>
-      <w:r>
-        <w:t>miRTrace</w:t>
-      </w:r>
-      <w:proofErr w:type="spellEnd"/>
-      <w:r>
-        <w:t xml:space="preserve"> [version] and </w:t>
-      </w:r>
-      <w:proofErr w:type="spellStart"/>
-      <w:r>
-        <w:t>MultiQC</w:t>
-      </w:r>
-      <w:proofErr w:type="spellEnd"/>
-      <w:r>
-        <w:t xml:space="preserve"> [version].</w:t>
-      </w:r>
-    </w:p>
-    <w:p/>
     <w:p/>
     <w:p>
       <w:pPr>
@@ -412,60 +960,52 @@
         </w:numPr>
       </w:pPr>
       <w:r>
-        <w:t>Mapping and Q</w:t>
-      </w:r>
-      <w:r>
-        <w:t>uantification</w:t>
+        <w:t>Statistic</w:t>
+      </w:r>
+      <w:r>
+        <w:t>s</w:t>
       </w:r>
     </w:p>
+    <w:p/>
     <w:p>
       <w:r>
-        <w:t xml:space="preserve">Reads were collapsed using </w:t>
-      </w:r>
-      <w:r>
-        <w:t xml:space="preserve">the </w:t>
-      </w:r>
-      <w:r>
-        <w:t xml:space="preserve">miRDeep2 [version] </w:t>
+        <w:t>[</w:t>
+      </w:r>
+      <w:proofErr w:type="spellStart"/>
+      <w:r>
+        <w:t>enrichPathway</w:t>
+      </w:r>
+      <w:proofErr w:type="spellEnd"/>
+      <w:r>
+        <w:t xml:space="preserve"> uses </w:t>
       </w:r>
       <w:r>
         <w:rPr>
-          <w:i/>
-          <w:iCs/>
+          <w:rStyle w:val="Strong"/>
+          <w:b w:val="0"/>
+          <w:bCs w:val="0"/>
         </w:rPr>
-        <w:t>mapper.pl</w:t>
-      </w:r>
-      <w:r>
+        <w:t>hypergeometric</w:t>
+      </w:r>
+      <w:r>
+        <w:rPr>
+          <w:rStyle w:val="Strong"/>
+        </w:rPr>
         <w:t xml:space="preserve"> </w:t>
       </w:r>
       <w:r>
-        <w:t xml:space="preserve">script then mapped to mature and hairpin </w:t>
-      </w:r>
-      <w:r>
-        <w:t xml:space="preserve">[version] </w:t>
-      </w:r>
-      <w:r>
-        <w:t>references (</w:t>
-      </w:r>
-      <w:proofErr w:type="spellStart"/>
-      <w:r>
-        <w:t>miRBase</w:t>
-      </w:r>
-      <w:proofErr w:type="spellEnd"/>
-      <w:r>
-        <w:t xml:space="preserve"> [version]) using </w:t>
-      </w:r>
-      <w:r>
         <w:rPr>
-          <w:i/>
-          <w:iCs/>
+          <w:rStyle w:val="Strong"/>
+          <w:b w:val="0"/>
+          <w:bCs w:val="0"/>
         </w:rPr>
-        <w:t>quantifier.pl</w:t>
-      </w:r>
-      <w:r>
-        <w:t>, allowing for 1 mismatch.</w:t>
+        <w:t>test</w:t>
+      </w:r>
+      <w:r>
+        <w:t xml:space="preserve"> (equivalent to Fisher's exact test for each pathway)]</w:t>
       </w:r>
     </w:p>
+    <w:p/>
     <w:p/>
     <w:p>
       <w:pPr>
@@ -476,622 +1016,10 @@
         </w:numPr>
       </w:pPr>
       <w:r>
-        <w:t xml:space="preserve">Differential Expression </w:t>
-      </w:r>
-      <w:proofErr w:type="spellStart"/>
-      <w:r>
-        <w:t>Analsysis</w:t>
-      </w:r>
-      <w:proofErr w:type="spellEnd"/>
-    </w:p>
-    <w:p>
-      <w:r>
-        <w:t xml:space="preserve">DE </w:t>
-      </w:r>
-      <w:r>
-        <w:t xml:space="preserve">analysis was performed </w:t>
-      </w:r>
-      <w:r>
-        <w:t xml:space="preserve">using </w:t>
-      </w:r>
-      <w:proofErr w:type="spellStart"/>
-      <w:r>
-        <w:t>edgeR</w:t>
-      </w:r>
-      <w:proofErr w:type="spellEnd"/>
-      <w:r>
-        <w:t xml:space="preserve"> [version] [in R studio?]</w:t>
-      </w:r>
-      <w:r>
-        <w:t>. Lowly expressed miRNAs were excluded using the default filtering provided by the package.</w:t>
-      </w:r>
-      <w:r>
-        <w:t xml:space="preserve"> Normalisation was performed using the </w:t>
-      </w:r>
-      <w:r>
-        <w:t>trimmed mean of M-values</w:t>
-      </w:r>
-      <w:r>
-        <w:t xml:space="preserve"> normalisation</w:t>
-      </w:r>
-      <w:r>
-        <w:t xml:space="preserve"> </w:t>
-      </w:r>
-      <w:r>
-        <w:t>and</w:t>
-      </w:r>
-      <w:r>
-        <w:t xml:space="preserve"> </w:t>
-      </w:r>
-      <w:r>
-        <w:t>d</w:t>
-      </w:r>
-      <w:r>
-        <w:t xml:space="preserve">ispersion estimated using the negative binomial dispersion by weighted likelihood empirical Bayes. DE miRNAs were obtained </w:t>
-      </w:r>
-      <w:r>
-        <w:t>from pairwise contrasts (</w:t>
-      </w:r>
-      <w:r>
-        <w:t>untreated</w:t>
-      </w:r>
-      <w:r>
-        <w:t xml:space="preserve"> versus treated) </w:t>
-      </w:r>
-      <w:r>
-        <w:t xml:space="preserve">using the quasi-likelihood F-test. </w:t>
-      </w:r>
-      <w:r>
-        <w:t xml:space="preserve">False discovery rate (FDR) </w:t>
-      </w:r>
-      <w:r>
-        <w:t xml:space="preserve">was controlled using </w:t>
-      </w:r>
-      <w:r>
-        <w:t xml:space="preserve">Benjamini-Hochberg </w:t>
-      </w:r>
-      <w:r>
-        <w:t xml:space="preserve">(BH) multiple testing correction </w:t>
-      </w:r>
-      <w:r>
-        <w:t>method</w:t>
-      </w:r>
-      <w:r>
-        <w:t>.</w:t>
-      </w:r>
-      <w:r>
-        <w:t xml:space="preserve"> </w:t>
-      </w:r>
-      <w:r>
-        <w:t xml:space="preserve">DE miRNAs were classified as significant based on </w:t>
-      </w:r>
-      <w:r>
-        <w:t xml:space="preserve">a cutoff of FDR </w:t>
-      </w:r>
-      <w:r>
-        <w:t>&lt; 0.05</w:t>
-      </w:r>
-      <w:r>
-        <w:t xml:space="preserve"> and </w:t>
-      </w:r>
-      <w:r>
-        <w:t xml:space="preserve">log </w:t>
-      </w:r>
-      <w:r>
-        <w:t>1-fold-change</w:t>
-      </w:r>
-      <w:r>
-        <w:t>, or FDR &lt; 0.2 if no DE miRNAs were initially detected.</w:t>
-      </w:r>
-    </w:p>
-    <w:p>
-      <w:r>
-        <w:t xml:space="preserve">[can talk about the </w:t>
-      </w:r>
-      <w:proofErr w:type="spellStart"/>
-      <w:proofErr w:type="gramStart"/>
-      <w:r>
-        <w:t>prior.count</w:t>
-      </w:r>
-      <w:proofErr w:type="spellEnd"/>
-      <w:proofErr w:type="gramEnd"/>
-      <w:r>
-        <w:t>, can talk about selecting rows with &gt;10 reads in it total</w:t>
-      </w:r>
-      <w:r>
-        <w:t xml:space="preserve"> if I did it</w:t>
-      </w:r>
-      <w:r>
-        <w:t>]</w:t>
+        <w:t>Code availability</w:t>
       </w:r>
     </w:p>
     <w:p/>
-    <w:p>
-      <w:pPr>
-        <w:pStyle w:val="ListParagraph"/>
-        <w:numPr>
-          <w:ilvl w:val="0"/>
-          <w:numId w:val="7"/>
-        </w:numPr>
-      </w:pPr>
-      <w:r>
-        <w:t>Pathway Enrichment</w:t>
-      </w:r>
-      <w:r>
-        <w:t xml:space="preserve"> </w:t>
-      </w:r>
-      <w:r>
-        <w:t>A</w:t>
-      </w:r>
-      <w:r>
-        <w:t>nalysis</w:t>
-      </w:r>
-    </w:p>
-    <w:p>
-      <w:r>
-        <w:t xml:space="preserve">Multiple methodologies exist for </w:t>
-      </w:r>
-      <w:r>
-        <w:t xml:space="preserve">automated </w:t>
-      </w:r>
-      <w:r>
-        <w:t>pathway enrichment analysis</w:t>
-      </w:r>
-      <w:r>
-        <w:t xml:space="preserve"> (</w:t>
-      </w:r>
-      <w:r>
-        <w:t xml:space="preserve">Supp </w:t>
-      </w:r>
-      <w:r>
-        <w:t>Table [])</w:t>
-      </w:r>
-      <w:r>
-        <w:t xml:space="preserve">. Here, we tested three </w:t>
-      </w:r>
-      <w:r>
-        <w:t>common</w:t>
-      </w:r>
-      <w:r>
-        <w:t xml:space="preserve"> methods</w:t>
-      </w:r>
-      <w:r>
-        <w:t xml:space="preserve"> (indirect, direct and [Qiagen IPA]),</w:t>
-      </w:r>
-      <w:r>
-        <w:t xml:space="preserve"> </w:t>
-      </w:r>
-      <w:r>
-        <w:t xml:space="preserve">identified through a search of miRNA functional enrichment workflows in the literature, using the </w:t>
-      </w:r>
-      <w:r>
-        <w:t>dose 24</w:t>
-      </w:r>
-      <w:r>
-        <w:sym w:font="Symbol" w:char="F06D"/>
-      </w:r>
-      <w:r>
-        <w:t>g protease</w:t>
-      </w:r>
-      <w:r>
-        <w:t xml:space="preserve"> exposure dataset. </w:t>
-      </w:r>
-      <w:r>
-        <w:t xml:space="preserve">The most appropriate method was intended to be selected for pathway analysis of the novel HDM and dog exposure datasets. However, too few DE </w:t>
-      </w:r>
-      <w:r>
-        <w:t xml:space="preserve">miRNAs </w:t>
-      </w:r>
-      <w:r>
-        <w:t xml:space="preserve">were found </w:t>
-      </w:r>
-      <w:r>
-        <w:t>in that dataset</w:t>
-      </w:r>
-      <w:r>
-        <w:t>,</w:t>
-      </w:r>
-      <w:r>
-        <w:t xml:space="preserve"> </w:t>
-      </w:r>
-      <w:r>
-        <w:t>prohibiting</w:t>
-      </w:r>
-      <w:r>
-        <w:t xml:space="preserve"> the use of </w:t>
-      </w:r>
-      <w:r>
-        <w:lastRenderedPageBreak/>
-        <w:t xml:space="preserve">automated pathway analysis methods. Therefore, </w:t>
-      </w:r>
-      <w:r>
-        <w:t xml:space="preserve">pathway associations were identified through </w:t>
-      </w:r>
-      <w:r>
-        <w:t xml:space="preserve">literature associated with DE miRNAs </w:t>
-      </w:r>
-      <w:r>
-        <w:t xml:space="preserve">on </w:t>
-      </w:r>
-      <w:proofErr w:type="spellStart"/>
-      <w:r>
-        <w:t>miRBase</w:t>
-      </w:r>
-      <w:proofErr w:type="spellEnd"/>
-      <w:r>
-        <w:t xml:space="preserve"> [version] and through a manual search </w:t>
-      </w:r>
-      <w:r>
-        <w:t xml:space="preserve">on [PubMed?] using the miRNA symbol and the following terms: ‘epithelial’, ‘inflammation’, ‘airway’. </w:t>
-      </w:r>
-    </w:p>
-    <w:p>
-      <w:r>
-        <w:t>[</w:t>
-      </w:r>
-      <w:r>
-        <w:t xml:space="preserve">supplementary </w:t>
-      </w:r>
-      <w:r>
-        <w:t>table comparing different methods</w:t>
-      </w:r>
-      <w:r>
-        <w:t xml:space="preserve"> – saved as ‘</w:t>
-      </w:r>
-      <w:proofErr w:type="spellStart"/>
-      <w:r>
-        <w:t>FE_techniques</w:t>
-      </w:r>
-      <w:proofErr w:type="spellEnd"/>
-      <w:r>
-        <w:t>’</w:t>
-      </w:r>
-      <w:r>
-        <w:t>]</w:t>
-      </w:r>
-    </w:p>
-    <w:p>
-      <w:r>
-        <w:t>[</w:t>
-      </w:r>
-      <w:r>
-        <w:t xml:space="preserve">target </w:t>
-      </w:r>
-      <w:r>
-        <w:t>gene-level, miRNA-level, Qiagen IPA]</w:t>
-      </w:r>
-    </w:p>
-    <w:p>
-      <w:pPr>
-        <w:pStyle w:val="ListParagraph"/>
-        <w:numPr>
-          <w:ilvl w:val="1"/>
-          <w:numId w:val="7"/>
-        </w:numPr>
-      </w:pPr>
-      <w:r>
-        <w:t>Target gene-level</w:t>
-      </w:r>
-    </w:p>
-    <w:p>
-      <w:r>
-        <w:t>Experimentally validated t</w:t>
-      </w:r>
-      <w:r>
-        <w:t xml:space="preserve">arget mRNAs </w:t>
-      </w:r>
-      <w:r>
-        <w:t xml:space="preserve">of significantly DE miRNAs were identified from </w:t>
-      </w:r>
-      <w:proofErr w:type="spellStart"/>
-      <w:r>
-        <w:t>miRTarBase</w:t>
-      </w:r>
-      <w:proofErr w:type="spellEnd"/>
-      <w:r>
-        <w:t xml:space="preserve"> [version] using </w:t>
-      </w:r>
-      <w:proofErr w:type="spellStart"/>
-      <w:r>
-        <w:t>multiMiR</w:t>
-      </w:r>
-      <w:proofErr w:type="spellEnd"/>
-      <w:r>
-        <w:t xml:space="preserve"> [version] in R</w:t>
-      </w:r>
-      <w:r>
-        <w:t xml:space="preserve">. Pathway enrichment analysis was performed </w:t>
-      </w:r>
-      <w:r>
-        <w:t xml:space="preserve">on the target genes </w:t>
-      </w:r>
-      <w:r>
-        <w:t xml:space="preserve">using </w:t>
-      </w:r>
-      <w:proofErr w:type="spellStart"/>
-      <w:r>
-        <w:t>ReactomePA</w:t>
-      </w:r>
-      <w:proofErr w:type="spellEnd"/>
-      <w:r>
-        <w:t xml:space="preserve"> [version] (R package) with the default </w:t>
-      </w:r>
-      <w:r>
-        <w:t>background universe.</w:t>
-      </w:r>
-      <w:r>
-        <w:t xml:space="preserve"> The BH correction was applied to control the FDR. Only pathways containing between 10-500 genes were considered; </w:t>
-      </w:r>
-      <w:r>
-        <w:t xml:space="preserve">pathways with an adjusted </w:t>
-      </w:r>
-      <w:r>
-        <w:rPr>
-          <w:i/>
-          <w:iCs/>
-        </w:rPr>
-        <w:t>P</w:t>
-      </w:r>
-      <w:r>
-        <w:t xml:space="preserve"> value &lt; 0.0</w:t>
-      </w:r>
-      <w:r>
-        <w:t>2</w:t>
-      </w:r>
-      <w:r>
-        <w:t xml:space="preserve"> and </w:t>
-      </w:r>
-      <w:r>
-        <w:rPr>
-          <w:i/>
-          <w:iCs/>
-        </w:rPr>
-        <w:t>q</w:t>
-      </w:r>
-      <w:r>
-        <w:t xml:space="preserve"> value &lt; 0.02 were considered significantly enriched.</w:t>
-      </w:r>
-    </w:p>
-    <w:p/>
-    <w:p>
-      <w:pPr>
-        <w:pStyle w:val="ListParagraph"/>
-        <w:numPr>
-          <w:ilvl w:val="1"/>
-          <w:numId w:val="7"/>
-        </w:numPr>
-      </w:pPr>
-      <w:r>
-        <w:t>miRNA-level</w:t>
-      </w:r>
-    </w:p>
-    <w:p>
-      <w:r>
-        <w:t xml:space="preserve">Lists of DE miRNAs were generated in R then provided to </w:t>
-      </w:r>
-      <w:proofErr w:type="spellStart"/>
-      <w:r>
-        <w:t>miEAA</w:t>
-      </w:r>
-      <w:proofErr w:type="spellEnd"/>
-      <w:r>
-        <w:t xml:space="preserve"> [version</w:t>
-      </w:r>
-      <w:r>
-        <w:t>]</w:t>
-      </w:r>
-      <w:r>
-        <w:t xml:space="preserve"> to identify enrichment within the </w:t>
-      </w:r>
-      <w:proofErr w:type="spellStart"/>
-      <w:r>
-        <w:t>Reactome</w:t>
-      </w:r>
-      <w:proofErr w:type="spellEnd"/>
-      <w:r>
-        <w:t xml:space="preserve"> database (</w:t>
-      </w:r>
-      <w:proofErr w:type="spellStart"/>
-      <w:r>
-        <w:t>miRPathDB</w:t>
-      </w:r>
-      <w:proofErr w:type="spellEnd"/>
-      <w:r>
-        <w:t xml:space="preserve">). </w:t>
-      </w:r>
-      <w:r>
-        <w:t xml:space="preserve">Adjusted p-values were </w:t>
-      </w:r>
-      <w:r>
-        <w:t xml:space="preserve">calculated </w:t>
-      </w:r>
-      <w:r>
-        <w:t>using BH correction for FDR</w:t>
-      </w:r>
-      <w:r>
-        <w:t xml:space="preserve">, with a significance cutoff of </w:t>
-      </w:r>
-      <w:r>
-        <w:t>P-adjusted</w:t>
-      </w:r>
-      <w:r>
-        <w:t xml:space="preserve"> &lt; 0.05.</w:t>
-      </w:r>
-    </w:p>
-    <w:p>
-      <w:r>
-        <w:t>For o</w:t>
-      </w:r>
-      <w:r>
-        <w:t>ver-representation analysis (ORA)</w:t>
-      </w:r>
-      <w:r>
-        <w:t>, the miRNA test set contained either significant up- or down-regulated DE miRNAs with all miRNAs detected in the experiment as the background universe.</w:t>
-      </w:r>
-      <w:r>
-        <w:t xml:space="preserve"> For </w:t>
-      </w:r>
-      <w:r>
-        <w:t>miRNA</w:t>
-      </w:r>
-      <w:r>
-        <w:t xml:space="preserve">-set </w:t>
-      </w:r>
-      <w:r>
-        <w:t>enrichment analysis (</w:t>
-      </w:r>
-      <w:r>
-        <w:t>miRNA-</w:t>
-      </w:r>
-      <w:r>
-        <w:t>SEA)</w:t>
-      </w:r>
-      <w:r>
-        <w:t>, all miRNAs detected in the experiment were ranked according to log-fold-change (</w:t>
-      </w:r>
-      <w:proofErr w:type="spellStart"/>
-      <w:r>
-        <w:t>logFC</w:t>
-      </w:r>
-      <w:proofErr w:type="spellEnd"/>
-      <w:r>
-        <w:t>).</w:t>
-      </w:r>
-    </w:p>
-    <w:p/>
-    <w:p>
-      <w:pPr>
-        <w:pStyle w:val="ListParagraph"/>
-        <w:numPr>
-          <w:ilvl w:val="1"/>
-          <w:numId w:val="7"/>
-        </w:numPr>
-      </w:pPr>
-      <w:r>
-        <w:t>Qiagen</w:t>
-      </w:r>
-    </w:p>
-    <w:p/>
-    <w:p/>
-    <w:p>
-      <w:pPr>
-        <w:pStyle w:val="ListParagraph"/>
-        <w:numPr>
-          <w:ilvl w:val="0"/>
-          <w:numId w:val="7"/>
-        </w:numPr>
-      </w:pPr>
-      <w:r>
-        <w:t xml:space="preserve">Previous work </w:t>
-      </w:r>
-    </w:p>
-    <w:p>
-      <w:r>
-        <w:t xml:space="preserve">DE analysis was previously performed for all allergen exposures by </w:t>
-      </w:r>
-      <w:proofErr w:type="spellStart"/>
-      <w:r>
-        <w:t>TamiRNA</w:t>
-      </w:r>
-      <w:proofErr w:type="spellEnd"/>
-      <w:r>
-        <w:t xml:space="preserve"> [link]</w:t>
-      </w:r>
-      <w:r>
-        <w:t xml:space="preserve"> using the </w:t>
-      </w:r>
-      <w:proofErr w:type="spellStart"/>
-      <w:r>
-        <w:t>miND</w:t>
-      </w:r>
-      <w:proofErr w:type="spellEnd"/>
-      <w:r>
-        <w:t xml:space="preserve">® pipeline [reference], and pathway analysis performed by [Prof. Vicky] </w:t>
-      </w:r>
-      <w:r>
-        <w:t xml:space="preserve">using QIAGEN IPA </w:t>
-      </w:r>
-      <w:r>
-        <w:t>for protease exposure, as described in [GH reference]. Pathway analysis of HDM and dog exposure</w:t>
-      </w:r>
-      <w:r>
-        <w:t>s</w:t>
-      </w:r>
-      <w:r>
-        <w:t xml:space="preserve"> was novel. These methods describe an independent analysis pipeline executed prior to results from any previous work being disclosed.</w:t>
-      </w:r>
-    </w:p>
-    <w:p/>
-    <w:p>
-      <w:pPr>
-        <w:pStyle w:val="ListParagraph"/>
-        <w:numPr>
-          <w:ilvl w:val="0"/>
-          <w:numId w:val="7"/>
-        </w:numPr>
-      </w:pPr>
-      <w:r>
-        <w:lastRenderedPageBreak/>
-        <w:t>Statistic</w:t>
-      </w:r>
-      <w:r>
-        <w:t>s?</w:t>
-      </w:r>
-    </w:p>
-    <w:p>
-      <w:r>
-        <w:t xml:space="preserve">[can talk about PCA and heatmap methods – like this paper </w:t>
-      </w:r>
-      <w:r>
-        <w:t>https://www.nature.com/articles/s41598-018-28168-5</w:t>
-      </w:r>
-      <w:r>
-        <w:t xml:space="preserve">] </w:t>
-      </w:r>
-    </w:p>
-    <w:p>
-      <w:pPr>
-        <w:pStyle w:val="ListParagraph"/>
-        <w:numPr>
-          <w:ilvl w:val="0"/>
-          <w:numId w:val="7"/>
-        </w:numPr>
-      </w:pPr>
-      <w:r>
-        <w:t>Code availability</w:t>
-      </w:r>
-    </w:p>
-    <w:p>
-      <w:r>
-        <w:t xml:space="preserve">All code used in this study is available at </w:t>
-      </w:r>
-      <w:r>
-        <w:t>https://github.com/CJ770411/L4137_HBEC_EV_Transcriptomics</w:t>
-      </w:r>
-      <w:r>
-        <w:t>. Bash scripts (.</w:t>
-      </w:r>
-      <w:proofErr w:type="spellStart"/>
-      <w:r>
-        <w:t>sh</w:t>
-      </w:r>
-      <w:proofErr w:type="spellEnd"/>
-      <w:r>
-        <w:t xml:space="preserve">) were generated from a </w:t>
-      </w:r>
-      <w:r>
-        <w:t>custom-made</w:t>
-      </w:r>
-      <w:r>
-        <w:t xml:space="preserve"> template script, designed to standardise structure, and log and error handling.</w:t>
-      </w:r>
-    </w:p>
-    <w:p/>
-    <w:p>
-      <w:r>
-        <w:t>[visualisation performed in R studio [version] [using packages?]]</w:t>
-      </w:r>
-    </w:p>
     <w:p/>
     <w:p>
       <w:pPr>
@@ -2967,6 +2895,41 @@
       <w:u w:val="single"/>
     </w:rPr>
   </w:style>
+  <w:style w:type="character" w:styleId="Strong">
+    <w:name w:val="Strong"/>
+    <w:basedOn w:val="DefaultParagraphFont"/>
+    <w:uiPriority w:val="22"/>
+    <w:qFormat/>
+    <w:rsid w:val="002176DE"/>
+    <w:rPr>
+      <w:b/>
+      <w:bCs/>
+    </w:rPr>
+  </w:style>
+  <w:style w:type="character" w:styleId="HTMLCode">
+    <w:name w:val="HTML Code"/>
+    <w:basedOn w:val="DefaultParagraphFont"/>
+    <w:uiPriority w:val="99"/>
+    <w:semiHidden/>
+    <w:unhideWhenUsed/>
+    <w:rsid w:val="00325B72"/>
+    <w:rPr>
+      <w:rFonts w:ascii="Courier New" w:eastAsia="Times New Roman" w:hAnsi="Courier New" w:cs="Courier New"/>
+      <w:sz w:val="20"/>
+      <w:szCs w:val="20"/>
+    </w:rPr>
+  </w:style>
+  <w:style w:type="character" w:styleId="Emphasis">
+    <w:name w:val="Emphasis"/>
+    <w:basedOn w:val="DefaultParagraphFont"/>
+    <w:uiPriority w:val="20"/>
+    <w:qFormat/>
+    <w:rsid w:val="009614B8"/>
+    <w:rPr>
+      <w:i/>
+      <w:iCs/>
+    </w:rPr>
+  </w:style>
 </w:styles>
 </file>
 

--- a/write_up/drafts/3_materials_and_methods/methods_DRAFT_2.docx
+++ b/write_up/drafts/3_materials_and_methods/methods_DRAFT_2.docx
@@ -1,6 +1,6 @@
 
 <file path=word/document.xml><?xml version="1.0" encoding="utf-8"?>
-<w:document xmlns:wpc="http://schemas.microsoft.com/office/word/2010/wordprocessingCanvas" xmlns:cx="http://schemas.microsoft.com/office/drawing/2014/chartex" xmlns:cx1="http://schemas.microsoft.com/office/drawing/2015/9/8/chartex" xmlns:cx2="http://schemas.microsoft.com/office/drawing/2015/10/21/chartex" xmlns:cx3="http://schemas.microsoft.com/office/drawing/2016/5/9/chartex" xmlns:cx4="http://schemas.microsoft.com/office/drawing/2016/5/10/chartex" xmlns:cx5="http://schemas.microsoft.com/office/drawing/2016/5/11/chartex" xmlns:cx6="http://schemas.microsoft.com/office/drawing/2016/5/12/chartex" xmlns:cx7="http://schemas.microsoft.com/office/drawing/2016/5/13/chartex" xmlns:cx8="http://schemas.microsoft.com/office/drawing/2016/5/14/chartex" xmlns:mc="http://schemas.openxmlformats.org/markup-compatibility/2006" xmlns:m="http://schemas.openxmlformats.org/officeDocument/2006/math" xmlns:aink="http://schemas.microsoft.com/office/drawing/2016/ink" xmlns:am3d="http://schemas.microsoft.com/office/drawing/2017/model3d" xmlns:oel="http://schemas.microsoft.com/office/2019/extlst" xmlns:r="http://schemas.openxmlformats.org/officeDocument/2006/relationships" xmlns:wp14="http://schemas.microsoft.com/office/word/2010/wordprocessingDrawing" xmlns:wp="http://schemas.openxmlformats.org/drawingml/2006/wordprocessingDrawing" xmlns:wpg="http://schemas.microsoft.com/office/word/2010/wordprocessingGroup" xmlns:wpi="http://schemas.microsoft.com/office/word/2010/wordprocessingInk" xmlns:wps="http://schemas.microsoft.com/office/word/2010/wordprocessingShape" xmlns:o="urn:schemas-microsoft-com:office:office" xmlns:v="urn:schemas-microsoft-com:vml" xmlns:w10="urn:schemas-microsoft-com:office:word" xmlns:w="http://schemas.openxmlformats.org/wordprocessingml/2006/main" xmlns:w14="http://schemas.microsoft.com/office/word/2010/wordml" xmlns:w15="http://schemas.microsoft.com/office/word/2012/wordml" xmlns:w16cex="http://schemas.microsoft.com/office/word/2018/wordml/cex" xmlns:w16cid="http://schemas.microsoft.com/office/word/2016/wordml/cid" xmlns:w16="http://schemas.microsoft.com/office/word/2018/wordml" xmlns:w16sdtdh="http://schemas.microsoft.com/office/word/2020/wordml/sdtdatahash" xmlns:w16sdtfl="http://schemas.microsoft.com/office/word/2024/wordml/sdtformatlock" xmlns:w16se="http://schemas.microsoft.com/office/word/2015/wordml/symex" xmlns:w16du="http://schemas.microsoft.com/office/word/2023/wordml/word16du" xmlns:wne="http://schemas.microsoft.com/office/word/2006/wordml" mc:Ignorable="w14 w15 w16se w16cid w16 w16cex w16sdtdh w16sdtfl w16du wp14">
+<w:document xmlns:wpc="http://schemas.microsoft.com/office/word/2010/wordprocessingCanvas" xmlns:cx="http://schemas.microsoft.com/office/drawing/2014/chartex" xmlns:cx1="http://schemas.microsoft.com/office/drawing/2015/9/8/chartex" xmlns:cx2="http://schemas.microsoft.com/office/drawing/2015/10/21/chartex" xmlns:cx3="http://schemas.microsoft.com/office/drawing/2016/5/9/chartex" xmlns:cx4="http://schemas.microsoft.com/office/drawing/2016/5/10/chartex" xmlns:cx5="http://schemas.microsoft.com/office/drawing/2016/5/11/chartex" xmlns:cx6="http://schemas.microsoft.com/office/drawing/2016/5/12/chartex" xmlns:cx7="http://schemas.microsoft.com/office/drawing/2016/5/13/chartex" xmlns:cx8="http://schemas.microsoft.com/office/drawing/2016/5/14/chartex" xmlns:mc="http://schemas.openxmlformats.org/markup-compatibility/2006" xmlns:m="http://schemas.openxmlformats.org/officeDocument/2006/math" xmlns:aink="http://schemas.microsoft.com/office/drawing/2016/ink" xmlns:am3d="http://schemas.microsoft.com/office/drawing/2017/model3d" xmlns:oel="http://schemas.microsoft.com/office/2019/extlst" xmlns:r="http://schemas.openxmlformats.org/officeDocument/2006/relationships" xmlns:wp14="http://schemas.microsoft.com/office/word/2010/wordprocessingDrawing" xmlns:wp="http://schemas.openxmlformats.org/drawingml/2006/wordprocessingDrawing" xmlns:wpg="http://schemas.microsoft.com/office/word/2010/wordprocessingGroup" xmlns:wpi="http://schemas.microsoft.com/office/word/2010/wordprocessingInk" xmlns:wps="http://schemas.microsoft.com/office/word/2010/wordprocessingShape" xmlns:o="urn:schemas-microsoft-com:office:office" xmlns:v="urn:schemas-microsoft-com:vml" xmlns:w10="urn:schemas-microsoft-com:office:word" xmlns:w="http://schemas.openxmlformats.org/wordprocessingml/2006/main" xmlns:w14="http://schemas.microsoft.com/office/word/2010/wordml" xmlns:w15="http://schemas.microsoft.com/office/word/2012/wordml" xmlns:w16cei="http://schemas.microsoft.com/office/word/2026/wordml/cei" xmlns:w16cex="http://schemas.microsoft.com/office/word/2018/wordml/cex" xmlns:w16cid="http://schemas.microsoft.com/office/word/2016/wordml/cid" xmlns:w16="http://schemas.microsoft.com/office/word/2018/wordml" xmlns:w16sdtdh="http://schemas.microsoft.com/office/word/2020/wordml/sdtdatahash" xmlns:w16sdtfl="http://schemas.microsoft.com/office/word/2024/wordml/sdtformatlock" xmlns:w16se="http://schemas.microsoft.com/office/word/2015/wordml/symex" xmlns:w16du="http://schemas.microsoft.com/office/word/2023/wordml/word16du" xmlns:wne="http://schemas.microsoft.com/office/word/2006/wordml" mc:Ignorable="w14 w15 w16se w16cid w16 w16cex w16sdtdh w16sdtfl w16du wp14">
   <w:body>
     <w:p>
       <w:pPr>
@@ -30,6 +30,9 @@
     </w:p>
     <w:p>
       <w:r>
+        <w:rPr>
+          <w:noProof/>
+        </w:rPr>
         <w:drawing>
           <wp:inline distT="0" distB="0" distL="0" distR="0" wp14:anchorId="164A6D85" wp14:editId="274D1C94">
             <wp:extent cx="5731510" cy="2145665"/>
@@ -73,6 +76,36 @@
       </w:r>
     </w:p>
     <w:p>
+      <w:r>
+        <w:t xml:space="preserve">These methods describe an independent analysis pipeline </w:t>
+      </w:r>
+      <w:r>
+        <w:t>established</w:t>
+      </w:r>
+      <w:r>
+        <w:t xml:space="preserve"> prior to </w:t>
+      </w:r>
+      <w:r>
+        <w:t xml:space="preserve">methods or </w:t>
+      </w:r>
+      <w:r>
+        <w:t>results from any previous</w:t>
+      </w:r>
+      <w:r>
+        <w:t>ly</w:t>
+      </w:r>
+      <w:r>
+        <w:t xml:space="preserve"> </w:t>
+      </w:r>
+      <w:r>
+        <w:t>performed bioinformatics analysis</w:t>
+      </w:r>
+      <w:r>
+        <w:t xml:space="preserve"> being disclosed.</w:t>
+      </w:r>
+    </w:p>
+    <w:p/>
+    <w:p>
       <w:pPr>
         <w:pStyle w:val="ListParagraph"/>
         <w:numPr>
@@ -84,37 +117,54 @@
         <w:t>Study data</w:t>
       </w:r>
     </w:p>
-    <w:p/>
-    <w:p>
-      <w:r>
-        <w:t xml:space="preserve">EVs were extracted and isolated from </w:t>
-      </w:r>
-      <w:r>
-        <w:t xml:space="preserve">HBECs following exposure to nebulised allergens, </w:t>
-      </w:r>
-      <w:r>
-        <w:t xml:space="preserve">as </w:t>
-      </w:r>
-      <w:r>
-        <w:t xml:space="preserve">previously </w:t>
-      </w:r>
-      <w:r>
-        <w:t>described</w:t>
-      </w:r>
-      <w:r>
-        <w:t xml:space="preserve"> in</w:t>
-      </w:r>
-      <w:r>
-        <w:t xml:space="preserve"> [GH/Will reference].</w:t>
-      </w:r>
+    <w:p>
+      <w:r>
+        <w:t>This study uses raw next-generation sequencing (NGS) data acquired from small RNA-</w:t>
+      </w:r>
+      <w:proofErr w:type="spellStart"/>
+      <w:r>
+        <w:t>Seq</w:t>
+      </w:r>
+      <w:proofErr w:type="spellEnd"/>
       <w:r>
         <w:t xml:space="preserve"> </w:t>
       </w:r>
       <w:r>
+        <w:t xml:space="preserve">using the </w:t>
+      </w:r>
+      <w:proofErr w:type="spellStart"/>
+      <w:r>
+        <w:t>miND</w:t>
+      </w:r>
+      <w:proofErr w:type="spellEnd"/>
+      <w:r>
+        <w:t>® analysis pipeline [mind reference]</w:t>
+      </w:r>
+      <w:r>
+        <w:t xml:space="preserve">. RNA was acquired from HBEC-derived EVs following </w:t>
+      </w:r>
+      <w:r>
+        <w:t>cellular</w:t>
+      </w:r>
+      <w:r>
+        <w:t xml:space="preserve"> exposure to nebulised allergens, according to the methodology set out in </w:t>
+      </w:r>
+      <w:r>
+        <w:t>[GH/Will reference].</w:t>
+      </w:r>
+      <w:r>
+        <w:t xml:space="preserve"> </w:t>
+      </w:r>
+      <w:r>
         <w:t>Both</w:t>
       </w:r>
       <w:r>
-        <w:t xml:space="preserve"> papers were submitted for review at the time of this study but not yet published. Hopkins et al., 2026 exposed primary HBECs </w:t>
+        <w:t xml:space="preserve"> papers were submitted for review at the time of this study but not yet published. </w:t>
+      </w:r>
+    </w:p>
+    <w:p>
+      <w:r>
+        <w:t xml:space="preserve">Hopkins et al., 2026 exposed primary HBECs </w:t>
       </w:r>
       <w:r>
         <w:t>to 0.005</w:t>
@@ -135,7 +185,13 @@
         <w:sym w:font="Symbol" w:char="F06D"/>
       </w:r>
       <w:r>
-        <w:t>g or 24</w:t>
+        <w:t xml:space="preserve">g </w:t>
+      </w:r>
+      <w:r>
+        <w:t>and</w:t>
+      </w:r>
+      <w:r>
+        <w:t xml:space="preserve"> 24</w:t>
       </w:r>
       <w:r>
         <w:sym w:font="Symbol" w:char="F06D"/>
@@ -156,10 +212,7 @@
         <w:t xml:space="preserve"> nebulised</w:t>
       </w:r>
       <w:r>
-        <w:t xml:space="preserve"> Can f 1 (dog allergen), active Der p 1 and inactive Der p 1 (HDM allergens).</w:t>
-      </w:r>
-      <w:r>
-        <w:t xml:space="preserve"> </w:t>
+        <w:t xml:space="preserve"> Can f 1 (dog allergen), active Der p 1 and inactive Der p 1 (HDM allergens). </w:t>
       </w:r>
       <w:r>
         <w:t>All</w:t>
@@ -181,37 +234,6 @@
       </w:r>
       <w:r>
         <w:t xml:space="preserve">Sample details are found in Supp Table [x]. </w:t>
-      </w:r>
-      <w:r>
-        <w:t xml:space="preserve">RNA extraction and next-generation sequencing were performed </w:t>
-      </w:r>
-      <w:r>
-        <w:t xml:space="preserve">by </w:t>
-      </w:r>
-      <w:proofErr w:type="spellStart"/>
-      <w:r>
-        <w:t>TAmiRNA</w:t>
-      </w:r>
-      <w:proofErr w:type="spellEnd"/>
-      <w:r>
-        <w:t xml:space="preserve"> </w:t>
-      </w:r>
-      <w:r>
-        <w:t xml:space="preserve">using the </w:t>
-      </w:r>
-      <w:proofErr w:type="spellStart"/>
-      <w:r>
-        <w:t>miND</w:t>
-      </w:r>
-      <w:proofErr w:type="spellEnd"/>
-      <w:r>
-        <w:t>® analysis pipeline [mind reference]</w:t>
-      </w:r>
-      <w:r>
-        <w:t>.</w:t>
-      </w:r>
-      <w:r>
-        <w:t xml:space="preserve"> </w:t>
       </w:r>
     </w:p>
     <w:p/>
@@ -228,7 +250,6 @@
         <w:t xml:space="preserve">Preprocessing </w:t>
       </w:r>
     </w:p>
-    <w:p/>
     <w:p>
       <w:r>
         <w:t xml:space="preserve">Raw sequencing reads were trimmed using </w:t>
@@ -251,19 +272,7 @@
         <w:t>TGGAATTCTC</w:t>
       </w:r>
       <w:r>
-        <w:t>)</w:t>
-      </w:r>
-      <w:r>
-        <w:t>.</w:t>
-      </w:r>
-      <w:r>
-        <w:t xml:space="preserve"> </w:t>
-      </w:r>
-      <w:r>
-        <w:t>O</w:t>
-      </w:r>
-      <w:r>
-        <w:t xml:space="preserve">nly reads measuring 18-30bp and quality &gt;30 (Phred) </w:t>
+        <w:t xml:space="preserve">). Only reads measuring 18-30bp and quality &gt;30 (Phred) </w:t>
       </w:r>
       <w:proofErr w:type="gramStart"/>
       <w:r>
@@ -271,13 +280,14 @@
       </w:r>
       <w:proofErr w:type="gramEnd"/>
       <w:r>
-        <w:t xml:space="preserve"> retained</w:t>
-      </w:r>
-      <w:r>
-        <w:t xml:space="preserve">; </w:t>
-      </w:r>
-      <w:r>
-        <w:t>the first base of each read was unconditionally removed and reads without an adapter detected were discarded.</w:t>
+        <w:t xml:space="preserve"> retained; </w:t>
+      </w:r>
+      <w:r>
+        <w:t xml:space="preserve">the first base of each read was unconditionally removed and reads without an </w:t>
+      </w:r>
+      <w:r>
+        <w:lastRenderedPageBreak/>
+        <w:t>adapter detected were discarded.</w:t>
       </w:r>
       <w:r>
         <w:t xml:space="preserve"> Read quality was determined using </w:t>
@@ -297,6 +307,9 @@
       <w:proofErr w:type="spellEnd"/>
       <w:r>
         <w:t xml:space="preserve"> [version] and </w:t>
+      </w:r>
+      <w:r>
+        <w:t xml:space="preserve">compiled with </w:t>
       </w:r>
       <w:proofErr w:type="spellStart"/>
       <w:r>
@@ -344,13 +357,7 @@
       </w:r>
       <w:proofErr w:type="spellEnd"/>
       <w:r>
-        <w:t xml:space="preserve"> [version]) </w:t>
-      </w:r>
-      <w:r>
-        <w:t xml:space="preserve">and quantified </w:t>
-      </w:r>
-      <w:r>
-        <w:t xml:space="preserve">using </w:t>
+        <w:t xml:space="preserve"> [version]) and quantified using </w:t>
       </w:r>
       <w:r>
         <w:rPr>
@@ -405,6 +412,9 @@
         <w:t xml:space="preserve">treated) using the quasi-likelihood F-test. False discovery rate (FDR) was controlled using </w:t>
       </w:r>
       <w:r>
+        <w:t xml:space="preserve">the </w:t>
+      </w:r>
+      <w:r>
         <w:t xml:space="preserve">Benjamini-Hochberg </w:t>
       </w:r>
       <w:r>
@@ -417,10 +427,7 @@
         <w:t xml:space="preserve">. DE miRNAs were classified as significant based on a cutoff of </w:t>
       </w:r>
       <w:r>
-        <w:t>log 1-fold-change</w:t>
-      </w:r>
-      <w:r>
-        <w:t xml:space="preserve"> and </w:t>
+        <w:t xml:space="preserve">log 1-fold-change and </w:t>
       </w:r>
       <w:r>
         <w:t>FDR &lt; 0.05</w:t>
@@ -484,43 +491,28 @@
     </w:p>
     <w:p>
       <w:r>
-        <w:t xml:space="preserve">Multiple </w:t>
-      </w:r>
-      <w:r>
-        <w:t>automated pathway enrichment analysis</w:t>
+        <w:t xml:space="preserve">Multiple automated pathway enrichment analysis techniques were explored </w:t>
+      </w:r>
+      <w:r>
+        <w:t xml:space="preserve">as part of a method development phase intended to </w:t>
+      </w:r>
+      <w:r>
+        <w:t xml:space="preserve">determine the optimal technique for use on the novel dataset acquired from Calu-3 cells </w:t>
+      </w:r>
+      <w:r>
+        <w:t>(Supp Table []).</w:t>
       </w:r>
       <w:r>
         <w:t xml:space="preserve"> </w:t>
       </w:r>
       <w:r>
-        <w:t xml:space="preserve">techniques were explored </w:t>
-      </w:r>
-      <w:r>
-        <w:t xml:space="preserve">as part of a method development phase intended to </w:t>
-      </w:r>
-      <w:r>
-        <w:t xml:space="preserve">determine the optimal technique for use on the novel dataset acquired from Calu-3 cells </w:t>
-      </w:r>
-      <w:r>
-        <w:t>(Supp Table [])</w:t>
-      </w:r>
-      <w:r>
-        <w:t>.</w:t>
-      </w:r>
-      <w:r>
-        <w:t xml:space="preserve"> </w:t>
-      </w:r>
-      <w:r>
         <w:t>DE miRNAs from primary HBECs exposed to 24</w:t>
       </w:r>
       <w:r>
         <w:sym w:font="Symbol" w:char="F06D"/>
       </w:r>
       <w:r>
-        <w:t>g</w:t>
-      </w:r>
-      <w:r>
-        <w:t xml:space="preserve"> </w:t>
+        <w:t xml:space="preserve">g </w:t>
       </w:r>
       <w:proofErr w:type="gramStart"/>
       <w:r>
@@ -573,35 +565,79 @@
     </w:p>
     <w:p>
       <w:r>
-        <w:t xml:space="preserve">Experimentally validated target mRNAs of significantly DE miRNAs were identified from </w:t>
+        <w:t xml:space="preserve">Experimentally validated target </w:t>
+      </w:r>
+      <w:r>
+        <w:t>genes</w:t>
+      </w:r>
+      <w:r>
+        <w:t xml:space="preserve"> of significantly DE miRNAs were identified using </w:t>
       </w:r>
       <w:proofErr w:type="spellStart"/>
       <w:r>
+        <w:t>multiMiR</w:t>
+      </w:r>
+      <w:proofErr w:type="spellEnd"/>
+      <w:r>
+        <w:t xml:space="preserve"> [version] R</w:t>
+      </w:r>
+      <w:r>
+        <w:t xml:space="preserve"> </w:t>
+      </w:r>
+      <w:r>
+        <w:t xml:space="preserve">package by querying </w:t>
+      </w:r>
+      <w:proofErr w:type="spellStart"/>
+      <w:r>
         <w:t>miRTarBase</w:t>
       </w:r>
       <w:proofErr w:type="spellEnd"/>
       <w:r>
-        <w:t xml:space="preserve"> [version] using </w:t>
+        <w:t xml:space="preserve"> [version]</w:t>
+      </w:r>
+      <w:r>
+        <w:t xml:space="preserve">. Pathway enrichment </w:t>
+      </w:r>
+      <w:r>
+        <w:lastRenderedPageBreak/>
+        <w:t xml:space="preserve">analysis </w:t>
+      </w:r>
+      <w:r>
+        <w:t>of</w:t>
+      </w:r>
+      <w:r>
+        <w:t xml:space="preserve"> the target genes </w:t>
+      </w:r>
+      <w:r>
+        <w:t xml:space="preserve">was performed </w:t>
+      </w:r>
+      <w:r>
+        <w:t>using</w:t>
+      </w:r>
+      <w:r>
+        <w:t xml:space="preserve"> the </w:t>
       </w:r>
       <w:proofErr w:type="spellStart"/>
-      <w:r>
-        <w:t>multiMiR</w:t>
+      <w:proofErr w:type="gramStart"/>
+      <w:r>
+        <w:t>enrichPathway</w:t>
       </w:r>
       <w:proofErr w:type="spellEnd"/>
       <w:r>
-        <w:t xml:space="preserve"> [version] in </w:t>
-      </w:r>
-      <w:r>
-        <w:t>[</w:t>
-      </w:r>
-      <w:r>
-        <w:t>R</w:t>
-      </w:r>
-      <w:r>
-        <w:t xml:space="preserve"> studio]</w:t>
-      </w:r>
-      <w:r>
-        <w:t xml:space="preserve">. Pathway enrichment analysis was performed on the target genes using </w:t>
+        <w:t>(</w:t>
+      </w:r>
+      <w:proofErr w:type="gramEnd"/>
+      <w:r>
+        <w:t>)</w:t>
+      </w:r>
+      <w:r>
+        <w:t xml:space="preserve"> </w:t>
+      </w:r>
+      <w:r>
+        <w:t>function from</w:t>
+      </w:r>
+      <w:r>
+        <w:t xml:space="preserve"> the </w:t>
       </w:r>
       <w:proofErr w:type="spellStart"/>
       <w:r>
@@ -609,11 +645,63 @@
       </w:r>
       <w:proofErr w:type="spellEnd"/>
       <w:r>
-        <w:t xml:space="preserve"> [version] (R package) with the default background universe. The BH correction was applied to control the </w:t>
-      </w:r>
-      <w:r>
-        <w:lastRenderedPageBreak/>
-        <w:t xml:space="preserve">FDR. Only pathways containing between 10-500 genes were considered; pathways with an adjusted </w:t>
+        <w:t xml:space="preserve"> [version] R package</w:t>
+      </w:r>
+      <w:r>
+        <w:t>,</w:t>
+      </w:r>
+      <w:r>
+        <w:t xml:space="preserve"> </w:t>
+      </w:r>
+      <w:r>
+        <w:t xml:space="preserve">which </w:t>
+      </w:r>
+      <w:r>
+        <w:t>implements</w:t>
+      </w:r>
+      <w:r>
+        <w:t xml:space="preserve"> </w:t>
+      </w:r>
+      <w:r>
+        <w:t>a</w:t>
+      </w:r>
+      <w:r>
+        <w:t xml:space="preserve"> hypergeometric over-representation test to identify </w:t>
+      </w:r>
+      <w:proofErr w:type="spellStart"/>
+      <w:r>
+        <w:t>Reactome</w:t>
+      </w:r>
+      <w:proofErr w:type="spellEnd"/>
+      <w:r>
+        <w:t xml:space="preserve"> </w:t>
+      </w:r>
+      <w:r>
+        <w:t xml:space="preserve">pathways enriched among </w:t>
+      </w:r>
+      <w:r>
+        <w:t xml:space="preserve">the </w:t>
+      </w:r>
+      <w:r>
+        <w:t>target genes. T</w:t>
+      </w:r>
+      <w:r>
+        <w:t>he default background universe</w:t>
+      </w:r>
+      <w:r>
+        <w:t xml:space="preserve"> was </w:t>
+      </w:r>
+      <w:r>
+        <w:t>used</w:t>
+      </w:r>
+      <w:r>
+        <w:t xml:space="preserve">. The BH correction was applied to control the FDR. Only pathways containing 10-500 genes were </w:t>
+      </w:r>
+      <w:r>
+        <w:t>tested</w:t>
+      </w:r>
+      <w:r>
+        <w:t xml:space="preserve">; pathways with an adjusted </w:t>
       </w:r>
       <w:r>
         <w:rPr>
@@ -623,20 +711,9 @@
         <w:t>P</w:t>
       </w:r>
       <w:r>
-        <w:t xml:space="preserve"> value &lt; 0.02 and </w:t>
-      </w:r>
-      <w:r>
-        <w:rPr>
-          <w:i/>
-          <w:iCs/>
-        </w:rPr>
-        <w:t>q</w:t>
-      </w:r>
-      <w:r>
         <w:t xml:space="preserve"> value &lt; 0.02 were considered significantly enriched.</w:t>
       </w:r>
     </w:p>
-    <w:p/>
     <w:p/>
     <w:p>
       <w:pPr>
@@ -667,10 +744,22 @@
         <w:t>were generated in R</w:t>
       </w:r>
       <w:r>
-        <w:t xml:space="preserve"> studio [version]</w:t>
-      </w:r>
-      <w:r>
-        <w:t xml:space="preserve"> then provided to </w:t>
+        <w:t>S</w:t>
+      </w:r>
+      <w:r>
+        <w:t xml:space="preserve">tudio [version] </w:t>
+      </w:r>
+      <w:r>
+        <w:t>and</w:t>
+      </w:r>
+      <w:r>
+        <w:t xml:space="preserve"> </w:t>
+      </w:r>
+      <w:r>
+        <w:t>submitted</w:t>
+      </w:r>
+      <w:r>
+        <w:t xml:space="preserve"> to </w:t>
       </w:r>
       <w:proofErr w:type="spellStart"/>
       <w:r>
@@ -678,72 +767,157 @@
       </w:r>
       <w:proofErr w:type="spellEnd"/>
       <w:r>
+        <w:t xml:space="preserve"> 2.0 [version] to identify </w:t>
+      </w:r>
+      <w:r>
+        <w:t xml:space="preserve">enriched </w:t>
+      </w:r>
+      <w:proofErr w:type="spellStart"/>
+      <w:r>
+        <w:t>Reactome</w:t>
+      </w:r>
+      <w:proofErr w:type="spellEnd"/>
+      <w:r>
+        <w:t xml:space="preserve"> (</w:t>
+      </w:r>
+      <w:proofErr w:type="spellStart"/>
+      <w:r>
+        <w:t>miRPathDB</w:t>
+      </w:r>
+      <w:proofErr w:type="spellEnd"/>
+      <w:r>
+        <w:t xml:space="preserve">) </w:t>
+      </w:r>
+      <w:r>
+        <w:t>pathways</w:t>
+      </w:r>
+      <w:r>
+        <w:t xml:space="preserve">. </w:t>
+      </w:r>
+      <w:r>
+        <w:t xml:space="preserve">For over-representation analysis (ORA), the test set </w:t>
+      </w:r>
+      <w:r>
+        <w:t>comprised</w:t>
+      </w:r>
+      <w:r>
+        <w:t xml:space="preserve"> significant</w:t>
+      </w:r>
+      <w:r>
+        <w:t>ly</w:t>
+      </w:r>
+      <w:r>
+        <w:t xml:space="preserve"> up</w:t>
+      </w:r>
+      <w:r>
+        <w:t xml:space="preserve">regulated </w:t>
+      </w:r>
+      <w:r>
+        <w:t xml:space="preserve">or downregulated DE miRNAs, with all miRNAs detected in the experiment </w:t>
+      </w:r>
+      <w:r>
+        <w:t>used</w:t>
+      </w:r>
+      <w:r>
+        <w:t xml:space="preserve"> as the background universe. </w:t>
+      </w:r>
+      <w:r>
+        <w:t xml:space="preserve">To </w:t>
+      </w:r>
+      <w:r>
+        <w:t>identify</w:t>
+      </w:r>
+      <w:r>
         <w:t xml:space="preserve"> </w:t>
       </w:r>
       <w:r>
-        <w:t xml:space="preserve">2.0 </w:t>
-      </w:r>
-      <w:r>
-        <w:t xml:space="preserve">[version] to identify enrichment within the </w:t>
+        <w:t>pathways enriched by coordinated, but not necessarily DE</w:t>
+      </w:r>
+      <w:r>
+        <w:t xml:space="preserve">, </w:t>
+      </w:r>
+      <w:r>
+        <w:t xml:space="preserve">miRNAs, </w:t>
+      </w:r>
+      <w:r>
+        <w:t>miRNA-set enrichment analysis (miRNA-SEA)</w:t>
+      </w:r>
+      <w:r>
+        <w:t xml:space="preserve"> was performed using </w:t>
+      </w:r>
+      <w:r>
+        <w:t xml:space="preserve">all </w:t>
+      </w:r>
+      <w:r>
+        <w:t xml:space="preserve">detected </w:t>
+      </w:r>
+      <w:r>
+        <w:t>miRNAs</w:t>
+      </w:r>
+      <w:r>
+        <w:t xml:space="preserve"> </w:t>
+      </w:r>
+      <w:r>
+        <w:t xml:space="preserve">ranked </w:t>
+      </w:r>
+      <w:r>
+        <w:t xml:space="preserve">by </w:t>
+      </w:r>
+      <w:r>
+        <w:t>log</w:t>
+      </w:r>
+      <w:r>
+        <w:t xml:space="preserve"> </w:t>
+      </w:r>
+      <w:r>
+        <w:t>fold</w:t>
+      </w:r>
+      <w:r>
+        <w:t xml:space="preserve"> </w:t>
+      </w:r>
+      <w:r>
+        <w:t>change (</w:t>
       </w:r>
       <w:proofErr w:type="spellStart"/>
       <w:r>
-        <w:t>Reactome</w:t>
+        <w:t>logFC</w:t>
       </w:r>
       <w:proofErr w:type="spellEnd"/>
       <w:r>
-        <w:t xml:space="preserve"> (</w:t>
-      </w:r>
-      <w:proofErr w:type="spellStart"/>
-      <w:r>
-        <w:t>miRPathDB</w:t>
-      </w:r>
-      <w:proofErr w:type="spellEnd"/>
-      <w:r>
-        <w:t>)</w:t>
-      </w:r>
-      <w:r>
-        <w:t xml:space="preserve"> </w:t>
-      </w:r>
-      <w:r>
-        <w:t xml:space="preserve">database. </w:t>
-      </w:r>
-      <w:r>
-        <w:t xml:space="preserve">For over-representation analysis (ORA), the miRNA test set contained either significant up- or down-regulated DE miRNAs, with all miRNAs detected in the experiment applied as the background universe. For miRNA-set enrichment analysis (miRNA-SEA), all miRNAs detected in the experiment were </w:t>
-      </w:r>
-      <w:r>
-        <w:t xml:space="preserve">included, </w:t>
-      </w:r>
-      <w:r>
-        <w:t>ranked according to log-fold-change (</w:t>
-      </w:r>
-      <w:proofErr w:type="spellStart"/>
-      <w:r>
-        <w:t>logFC</w:t>
-      </w:r>
-      <w:proofErr w:type="spellEnd"/>
-      <w:r>
-        <w:t>).</w:t>
-      </w:r>
-      <w:r>
-        <w:t xml:space="preserve"> </w:t>
-      </w:r>
-      <w:r>
-        <w:t>Adjusted p-values were calculated using BH correction for FDR</w:t>
-      </w:r>
-      <w:r>
-        <w:t xml:space="preserve"> (equivalent to Q-value)</w:t>
-      </w:r>
-      <w:r>
-        <w:t xml:space="preserve">, with a significance cutoff of </w:t>
-      </w:r>
-      <w:r>
-        <w:t>P-adjusted</w:t>
-      </w:r>
-      <w:r>
-        <w:t xml:space="preserve"> &lt; 0.05.</w:t>
-      </w:r>
-    </w:p>
+        <w:t xml:space="preserve">). </w:t>
+      </w:r>
+      <w:r>
+        <w:t xml:space="preserve">For </w:t>
+      </w:r>
+      <w:r>
+        <w:t>both</w:t>
+      </w:r>
+      <w:r>
+        <w:t xml:space="preserve"> analys</w:t>
+      </w:r>
+      <w:r>
+        <w:t>e</w:t>
+      </w:r>
+      <w:r>
+        <w:t>s, a</w:t>
+      </w:r>
+      <w:r>
+        <w:t xml:space="preserve">djusted p-values were calculated using BH correction for FDR, </w:t>
+      </w:r>
+      <w:r>
+        <w:t xml:space="preserve">and pathways with adjusted </w:t>
+      </w:r>
+      <w:r>
+        <w:rPr>
+          <w:rStyle w:val="Emphasis"/>
+        </w:rPr>
+        <w:t>P</w:t>
+      </w:r>
+      <w:r>
+        <w:t xml:space="preserve"> value &lt; 0.05 were considered significantly enriched.</w:t>
+      </w:r>
+    </w:p>
+    <w:p/>
     <w:p/>
     <w:p>
       <w:pPr>
@@ -754,13 +928,32 @@
         </w:numPr>
       </w:pPr>
       <w:r>
+        <w:t xml:space="preserve">Ingenuity </w:t>
+      </w:r>
+      <w:r>
         <w:t xml:space="preserve">Pathway Analysis </w:t>
       </w:r>
       <w:r>
-        <w:t>Service Provider</w:t>
-      </w:r>
-    </w:p>
-    <w:p/>
+        <w:t>(s</w:t>
+      </w:r>
+      <w:r>
+        <w:t xml:space="preserve">ervice </w:t>
+      </w:r>
+      <w:r>
+        <w:t>p</w:t>
+      </w:r>
+      <w:r>
+        <w:t>rovider</w:t>
+      </w:r>
+      <w:r>
+        <w:t>)</w:t>
+      </w:r>
+    </w:p>
+    <w:p>
+      <w:r>
+        <w:t>[]</w:t>
+      </w:r>
+    </w:p>
     <w:p/>
     <w:p>
       <w:pPr>
@@ -776,114 +969,114 @@
     </w:p>
     <w:p>
       <w:r>
-        <w:t xml:space="preserve">Automated pathway enrichment techniques </w:t>
+        <w:t xml:space="preserve">Automated pathway enrichment </w:t>
+      </w:r>
+      <w:r>
+        <w:t>analysis techniques</w:t>
+      </w:r>
+      <w:r>
+        <w:t xml:space="preserve"> </w:t>
       </w:r>
       <w:r>
         <w:t>evaluated</w:t>
       </w:r>
       <w:r>
-        <w:t xml:space="preserve"> during the method development phase (Section [methods part 6]) were unsuitable for </w:t>
-      </w:r>
-      <w:r>
-        <w:t>application</w:t>
+        <w:t xml:space="preserve"> during the method development phase were </w:t>
+      </w:r>
+      <w:r>
+        <w:t>not applied to the Calu-3 dataset because</w:t>
       </w:r>
       <w:r>
         <w:t xml:space="preserve"> </w:t>
       </w:r>
       <w:r>
-        <w:t>to</w:t>
-      </w:r>
-      <w:r>
-        <w:t xml:space="preserve"> the Calu-3 dataset as insufficient DE miRNAs were detected </w:t>
-      </w:r>
-      <w:r>
-        <w:t>across</w:t>
-      </w:r>
-      <w:r>
-        <w:t xml:space="preserve"> all</w:t>
+        <w:t>too few</w:t>
+      </w:r>
+      <w:r>
+        <w:t xml:space="preserve"> DE miRNAs were </w:t>
+      </w:r>
+      <w:r>
+        <w:t>identified</w:t>
       </w:r>
       <w:r>
         <w:t xml:space="preserve"> </w:t>
       </w:r>
       <w:r>
-        <w:t>allergen exposures</w:t>
-      </w:r>
-      <w:r>
-        <w:t>,</w:t>
+        <w:t xml:space="preserve">in each </w:t>
+      </w:r>
+      <w:r>
+        <w:t>allergen exposure</w:t>
+      </w:r>
+      <w:r>
+        <w:t xml:space="preserve"> condition</w:t>
       </w:r>
       <w:r>
         <w:t xml:space="preserve"> </w:t>
       </w:r>
       <w:r>
-        <w:t xml:space="preserve">limiting </w:t>
-      </w:r>
-      <w:r>
-        <w:t xml:space="preserve">statistical </w:t>
-      </w:r>
-      <w:r>
-        <w:t>power</w:t>
-      </w:r>
-      <w:r>
-        <w:t xml:space="preserve"> for enrichment analysis</w:t>
+        <w:t>to support statistically meaningful enrichment analysis. Instead</w:t>
+      </w:r>
+      <w:r>
+        <w:t xml:space="preserve">, </w:t>
+      </w:r>
+      <w:r>
+        <w:t>a literature search was conducted to</w:t>
+      </w:r>
+      <w:r>
+        <w:t xml:space="preserve"> investigate whether </w:t>
+      </w:r>
+      <w:r>
+        <w:t xml:space="preserve">the </w:t>
+      </w:r>
+      <w:r>
+        <w:t>DE miRNA</w:t>
+      </w:r>
+      <w:r>
+        <w:t>s</w:t>
+      </w:r>
+      <w:r>
+        <w:t xml:space="preserve"> </w:t>
+      </w:r>
+      <w:r>
+        <w:t xml:space="preserve">identified </w:t>
+      </w:r>
+      <w:r>
+        <w:t>in</w:t>
+      </w:r>
+      <w:r>
+        <w:t xml:space="preserve"> Calu-3 cells </w:t>
+      </w:r>
+      <w:r>
+        <w:t>had previously been</w:t>
+      </w:r>
+      <w:r>
+        <w:t xml:space="preserve"> </w:t>
+      </w:r>
+      <w:r>
+        <w:t>associated</w:t>
+      </w:r>
+      <w:r>
+        <w:t xml:space="preserve"> </w:t>
+      </w:r>
+      <w:r>
+        <w:t xml:space="preserve">with </w:t>
+      </w:r>
+      <w:r>
+        <w:t>biological</w:t>
+      </w:r>
+      <w:r>
+        <w:t>ly relevant</w:t>
+      </w:r>
+      <w:r>
+        <w:t xml:space="preserve"> process</w:t>
+      </w:r>
+      <w:r>
+        <w:t>es</w:t>
       </w:r>
       <w:r>
         <w:t xml:space="preserve">. </w:t>
       </w:r>
       <w:r>
-        <w:t>Therefore</w:t>
-      </w:r>
-      <w:r>
-        <w:t xml:space="preserve">, </w:t>
-      </w:r>
-      <w:r>
-        <w:t>a literature search was conducted to</w:t>
-      </w:r>
-      <w:r>
-        <w:t xml:space="preserve"> investigate whether </w:t>
-      </w:r>
-      <w:r>
-        <w:t>identified</w:t>
-      </w:r>
-      <w:r>
-        <w:t xml:space="preserve"> DE miRNA</w:t>
-      </w:r>
-      <w:r>
-        <w:t>s</w:t>
-      </w:r>
-      <w:r>
-        <w:t xml:space="preserve"> </w:t>
-      </w:r>
-      <w:r>
-        <w:t>were</w:t>
-      </w:r>
-      <w:r>
-        <w:t xml:space="preserve"> </w:t>
-      </w:r>
-      <w:r>
-        <w:t>associated</w:t>
-      </w:r>
-      <w:r>
-        <w:t xml:space="preserve"> </w:t>
-      </w:r>
-      <w:r>
-        <w:t xml:space="preserve">with </w:t>
-      </w:r>
-      <w:r>
-        <w:t>biological</w:t>
-      </w:r>
-      <w:r>
-        <w:t>ly relevant</w:t>
-      </w:r>
-      <w:r>
-        <w:t xml:space="preserve"> process</w:t>
-      </w:r>
-      <w:r>
-        <w:t>es</w:t>
-      </w:r>
-      <w:r>
-        <w:t xml:space="preserve">. </w:t>
-      </w:r>
-      <w:r>
         <w:t>For each DE miRNA, the</w:t>
       </w:r>
       <w:r>
@@ -902,39 +1095,46 @@
         <w:t xml:space="preserve">PubMed </w:t>
       </w:r>
       <w:r>
-        <w:t>(</w:t>
-      </w:r>
-      <w:r>
-        <w:t xml:space="preserve">National Library of </w:t>
-      </w:r>
-      <w:r>
-        <w:t>Medicine, accessed [date</w:t>
+        <w:t>(National Library of Medicine, accessed [date</w:t>
       </w:r>
       <w:r>
         <w:t>]</w:t>
       </w:r>
       <w:r>
-        <w:t>) in combination with each of the following keywords using the operator “+”</w:t>
+        <w:t xml:space="preserve">) </w:t>
+      </w:r>
+      <w:r>
+        <w:t xml:space="preserve">and combined with </w:t>
+      </w:r>
+      <w:r>
+        <w:t xml:space="preserve">each of the following keywords using the </w:t>
+      </w:r>
+      <w:r>
+        <w:t xml:space="preserve">Boolean </w:t>
+      </w:r>
+      <w:r>
+        <w:t>operato</w:t>
+      </w:r>
+      <w:r>
+        <w:t>r</w:t>
+      </w:r>
+      <w:r>
+        <w:t xml:space="preserve"> “</w:t>
+      </w:r>
+      <w:r>
+        <w:t>AND</w:t>
+      </w:r>
+      <w:r>
+        <w:t>”</w:t>
       </w:r>
       <w:r>
         <w:t xml:space="preserve">: </w:t>
       </w:r>
       <w:r>
-        <w:t>"airway", "immune", "allergic", "inflammation",</w:t>
-      </w:r>
-      <w:r>
-        <w:t xml:space="preserve"> </w:t>
-      </w:r>
-      <w:r>
-        <w:t>"epithelial"</w:t>
-      </w:r>
-      <w:r>
-        <w:t xml:space="preserve"> and “extracellular vesicle”</w:t>
-      </w:r>
-      <w:r>
-        <w:t>.</w:t>
-      </w:r>
-    </w:p>
+        <w:t>"airway", "immune", "allergic", "inflammation", "epithelial" and “extracellular vesicle”.</w:t>
+      </w:r>
+    </w:p>
+    <w:p/>
     <w:p/>
     <w:p/>
     <w:p/>
@@ -947,7 +1147,157 @@
         </w:numPr>
       </w:pPr>
       <w:r>
-        <w:t xml:space="preserve">Previous work </w:t>
+        <w:t>Statistic</w:t>
+      </w:r>
+      <w:r>
+        <w:t>s</w:t>
+      </w:r>
+    </w:p>
+    <w:p>
+      <w:r>
+        <w:t>DE miRNAs with FDR &lt; 0.05 were considered significant; FDR &lt; 0.2 was applied as an exploratory significance threshold. Pathways identified through target-gene level enrichment were considered significant</w:t>
+      </w:r>
+      <w:r>
+        <w:t>ly enriched</w:t>
+      </w:r>
+      <w:r>
+        <w:t xml:space="preserve"> based on adjusted </w:t>
+      </w:r>
+      <w:r>
+        <w:rPr>
+          <w:i/>
+          <w:iCs/>
+        </w:rPr>
+        <w:t>P</w:t>
+      </w:r>
+      <w:r>
+        <w:t xml:space="preserve"> value &lt; 0.02 or through miRNA-level enrichment based on adjusted </w:t>
+      </w:r>
+      <w:r>
+        <w:rPr>
+          <w:i/>
+          <w:iCs/>
+        </w:rPr>
+        <w:t>P</w:t>
+      </w:r>
+      <w:r>
+        <w:t xml:space="preserve"> value &lt; 0.05.</w:t>
+      </w:r>
+    </w:p>
+    <w:p>
+      <w:r>
+        <w:t>[</w:t>
+      </w:r>
+      <w:proofErr w:type="spellStart"/>
+      <w:r>
+        <w:t>qiagen</w:t>
+      </w:r>
+      <w:proofErr w:type="spellEnd"/>
+      <w:r>
+        <w:t xml:space="preserve"> stats?]</w:t>
+      </w:r>
+    </w:p>
+    <w:p>
+      <w:r>
+        <w:t>[heatmap?]</w:t>
+      </w:r>
+    </w:p>
+    <w:p>
+      <w:r>
+        <w:t>[visualisation performed in R studio [version] [using packages?]]</w:t>
+      </w:r>
+      <w:r>
+        <w:t xml:space="preserve"> </w:t>
+      </w:r>
+      <w:r>
+        <w:sym w:font="Wingdings" w:char="F0E0"/>
+      </w:r>
+      <w:r>
+        <w:t xml:space="preserve"> should this be in a different section?</w:t>
+      </w:r>
+    </w:p>
+    <w:p>
+      <w:r>
+        <w:t xml:space="preserve">PC </w:t>
+      </w:r>
+      <w:r>
+        <w:t>analysis</w:t>
+      </w:r>
+      <w:r>
+        <w:t xml:space="preserve"> was </w:t>
+      </w:r>
+      <w:r>
+        <w:t>performed to assess variability in miRNA expression between cell-type specific allergen exposure conditions</w:t>
+      </w:r>
+      <w:r>
+        <w:t>,</w:t>
+      </w:r>
+      <w:r>
+        <w:t xml:space="preserve"> and replicates. PCs were calculated </w:t>
+      </w:r>
+      <w:r>
+        <w:t xml:space="preserve">using </w:t>
+      </w:r>
+      <w:r>
+        <w:t xml:space="preserve">the </w:t>
+      </w:r>
+      <w:proofErr w:type="spellStart"/>
+      <w:proofErr w:type="gramStart"/>
+      <w:r>
+        <w:t>prcomp</w:t>
+      </w:r>
+      <w:proofErr w:type="spellEnd"/>
+      <w:r>
+        <w:t>(</w:t>
+      </w:r>
+      <w:proofErr w:type="gramEnd"/>
+      <w:r>
+        <w:t>)</w:t>
+      </w:r>
+      <w:r>
+        <w:t xml:space="preserve"> </w:t>
+      </w:r>
+      <w:r>
+        <w:t>function in R</w:t>
+      </w:r>
+      <w:r>
+        <w:t>S</w:t>
+      </w:r>
+      <w:r>
+        <w:t xml:space="preserve">tudio </w:t>
+      </w:r>
+      <w:r>
+        <w:t>using</w:t>
+      </w:r>
+      <w:r>
+        <w:t xml:space="preserve"> log2 CPM-</w:t>
+      </w:r>
+      <w:r>
+        <w:t>normalised</w:t>
+      </w:r>
+      <w:r>
+        <w:t xml:space="preserve"> </w:t>
+      </w:r>
+      <w:r>
+        <w:t>counts</w:t>
+      </w:r>
+      <w:r>
+        <w:t xml:space="preserve"> </w:t>
+      </w:r>
+      <w:r>
+        <w:t>with</w:t>
+      </w:r>
+      <w:r>
+        <w:t xml:space="preserve"> a nominal value of 2 </w:t>
+      </w:r>
+      <w:r>
+        <w:t>added</w:t>
+      </w:r>
+      <w:r>
+        <w:t xml:space="preserve"> to prevent infinite values.</w:t>
+      </w:r>
+      <w:r>
+        <w:t xml:space="preserve"> </w:t>
       </w:r>
     </w:p>
     <w:p/>
@@ -960,53 +1310,80 @@
         </w:numPr>
       </w:pPr>
       <w:r>
-        <w:t>Statistic</w:t>
-      </w:r>
-      <w:r>
-        <w:t>s</w:t>
-      </w:r>
-    </w:p>
-    <w:p/>
-    <w:p>
-      <w:r>
-        <w:t>[</w:t>
+        <w:t xml:space="preserve">Previous work </w:t>
+      </w:r>
+    </w:p>
+    <w:p>
+      <w:r>
+        <w:t>DE analysis was previously performed for all allergen exposures in primary and Calu-3 HBECs by T</w:t>
+      </w:r>
+      <w:r>
+        <w:t>A</w:t>
+      </w:r>
+      <w:r>
+        <w:t xml:space="preserve">miRNA [link] using the </w:t>
       </w:r>
       <w:proofErr w:type="spellStart"/>
       <w:r>
-        <w:t>enrichPathway</w:t>
+        <w:t>miND</w:t>
       </w:r>
       <w:proofErr w:type="spellEnd"/>
       <w:r>
-        <w:t xml:space="preserve"> uses </w:t>
-      </w:r>
-      <w:r>
-        <w:rPr>
-          <w:rStyle w:val="Strong"/>
-          <w:b w:val="0"/>
-          <w:bCs w:val="0"/>
-        </w:rPr>
-        <w:t>hypergeometric</w:t>
-      </w:r>
-      <w:r>
-        <w:rPr>
-          <w:rStyle w:val="Strong"/>
-        </w:rPr>
+        <w:t xml:space="preserve">® pipeline [reference?]. Pathway analysis was performed using DE miRNAs </w:t>
+      </w:r>
+      <w:r>
+        <w:t>in</w:t>
+      </w:r>
+      <w:r>
         <w:t xml:space="preserve"> </w:t>
       </w:r>
       <w:r>
-        <w:rPr>
-          <w:rStyle w:val="Strong"/>
-          <w:b w:val="0"/>
-          <w:bCs w:val="0"/>
-        </w:rPr>
-        <w:t>test</w:t>
-      </w:r>
-      <w:r>
-        <w:t xml:space="preserve"> (equivalent to Fisher's exact test for each pathway)]</w:t>
-      </w:r>
-    </w:p>
-    <w:p/>
-    <w:p/>
+        <w:t xml:space="preserve">primary HBECs following exposure to </w:t>
+      </w:r>
+      <w:r>
+        <w:t>dose 24</w:t>
+      </w:r>
+      <w:r>
+        <w:sym w:font="Symbol" w:char="F06D"/>
+      </w:r>
+      <w:r>
+        <w:t xml:space="preserve">g protease </w:t>
+      </w:r>
+      <w:r>
+        <w:t>allergen</w:t>
+      </w:r>
+      <w:r>
+        <w:t xml:space="preserve"> by [Prof. Vicky] using QIAGEN IPA [reference?]. Previous </w:t>
+      </w:r>
+      <w:r>
+        <w:t>analysis and results</w:t>
+      </w:r>
+      <w:r>
+        <w:t xml:space="preserve"> </w:t>
+      </w:r>
+      <w:r>
+        <w:t>are</w:t>
+      </w:r>
+      <w:r>
+        <w:t xml:space="preserve"> detailed in [GH and WB reference]. Pathway analysis of DE miRNAs from Calu-3 cells </w:t>
+      </w:r>
+      <w:r>
+        <w:t xml:space="preserve">in this study </w:t>
+      </w:r>
+      <w:r>
+        <w:t xml:space="preserve">was novel. </w:t>
+      </w:r>
+    </w:p>
+    <w:p>
+      <w:pPr>
+        <w:pStyle w:val="ListParagraph"/>
+      </w:pPr>
+    </w:p>
+    <w:p>
+      <w:pPr>
+        <w:pStyle w:val="ListParagraph"/>
+      </w:pPr>
+    </w:p>
     <w:p>
       <w:pPr>
         <w:pStyle w:val="ListParagraph"/>
@@ -1017,6 +1394,115 @@
       </w:pPr>
       <w:r>
         <w:t>Code availability</w:t>
+      </w:r>
+    </w:p>
+    <w:p>
+      <w:r>
+        <w:t>All code</w:t>
+      </w:r>
+      <w:r>
+        <w:t xml:space="preserve"> I developed</w:t>
+      </w:r>
+      <w:r>
+        <w:t xml:space="preserve"> </w:t>
+      </w:r>
+      <w:r>
+        <w:t>for</w:t>
+      </w:r>
+      <w:r>
+        <w:t xml:space="preserve"> this study is available at </w:t>
+      </w:r>
+      <w:r>
+        <w:t>https://github.com/CJ770411/L4137_HBEC_EV_Transcriptomics</w:t>
+      </w:r>
+      <w:r>
+        <w:t xml:space="preserve">. </w:t>
+      </w:r>
+      <w:r>
+        <w:t>I generated a custom-made</w:t>
+      </w:r>
+      <w:r>
+        <w:t xml:space="preserve"> template </w:t>
+      </w:r>
+      <w:r>
+        <w:t xml:space="preserve">bash </w:t>
+      </w:r>
+      <w:r>
+        <w:t>script</w:t>
+      </w:r>
+      <w:r>
+        <w:t xml:space="preserve"> (template.sh) to standardise script structure, perform log and error handling, and accelerate creation of new scripts.</w:t>
+      </w:r>
+      <w:r>
+        <w:t xml:space="preserve"> </w:t>
+      </w:r>
+      <w:r>
+        <w:t xml:space="preserve">A random subset of the </w:t>
+      </w:r>
+      <w:r>
+        <w:t xml:space="preserve">raw sequencing </w:t>
+      </w:r>
+      <w:r>
+        <w:t xml:space="preserve">data </w:t>
+      </w:r>
+      <w:r>
+        <w:t xml:space="preserve">is included </w:t>
+      </w:r>
+      <w:r>
+        <w:t xml:space="preserve">to </w:t>
+      </w:r>
+      <w:r>
+        <w:t>enable</w:t>
+      </w:r>
+      <w:r>
+        <w:t xml:space="preserve"> the analysis </w:t>
+      </w:r>
+      <w:r>
+        <w:t xml:space="preserve">pipeline </w:t>
+      </w:r>
+      <w:r>
+        <w:t>to</w:t>
+      </w:r>
+      <w:r>
+        <w:t xml:space="preserve"> be</w:t>
+      </w:r>
+      <w:r>
+        <w:t xml:space="preserve"> run</w:t>
+      </w:r>
+      <w:r>
+        <w:t xml:space="preserve"> </w:t>
+      </w:r>
+      <w:r>
+        <w:t>(</w:t>
+      </w:r>
+      <w:r>
+        <w:t>for illustrative purposes</w:t>
+      </w:r>
+      <w:r>
+        <w:t>)</w:t>
+      </w:r>
+      <w:r>
+        <w:t>,</w:t>
+      </w:r>
+      <w:r>
+        <w:t xml:space="preserve"> </w:t>
+      </w:r>
+      <w:r>
+        <w:t>however</w:t>
+      </w:r>
+      <w:r>
+        <w:t xml:space="preserve"> this will not yield the same results as described in this study</w:t>
+      </w:r>
+      <w:r>
+        <w:t xml:space="preserve"> due to </w:t>
+      </w:r>
+      <w:r>
+        <w:t>the incompleteness of the subset.</w:t>
+      </w:r>
+    </w:p>
+    <w:p>
+      <w:r>
+        <w:t>[might want to take the subset from a publicly available miRNA dataset so don’t have to worry about getting GH/WB’s permission]</w:t>
       </w:r>
     </w:p>
     <w:p/>
@@ -1048,7 +1534,7 @@
 </file>
 
 <file path=word/numbering.xml><?xml version="1.0" encoding="utf-8"?>
-<w:numbering xmlns:wpc="http://schemas.microsoft.com/office/word/2010/wordprocessingCanvas" xmlns:cx="http://schemas.microsoft.com/office/drawing/2014/chartex" xmlns:cx1="http://schemas.microsoft.com/office/drawing/2015/9/8/chartex" xmlns:cx2="http://schemas.microsoft.com/office/drawing/2015/10/21/chartex" xmlns:cx3="http://schemas.microsoft.com/office/drawing/2016/5/9/chartex" xmlns:cx4="http://schemas.microsoft.com/office/drawing/2016/5/10/chartex" xmlns:cx5="http://schemas.microsoft.com/office/drawing/2016/5/11/chartex" xmlns:cx6="http://schemas.microsoft.com/office/drawing/2016/5/12/chartex" xmlns:cx7="http://schemas.microsoft.com/office/drawing/2016/5/13/chartex" xmlns:cx8="http://schemas.microsoft.com/office/drawing/2016/5/14/chartex" xmlns:mc="http://schemas.openxmlformats.org/markup-compatibility/2006" xmlns:m="http://schemas.openxmlformats.org/officeDocument/2006/math" xmlns:aink="http://schemas.microsoft.com/office/drawing/2016/ink" xmlns:am3d="http://schemas.microsoft.com/office/drawing/2017/model3d" xmlns:oel="http://schemas.microsoft.com/office/2019/extlst" xmlns:r="http://schemas.openxmlformats.org/officeDocument/2006/relationships" xmlns:wp14="http://schemas.microsoft.com/office/word/2010/wordprocessingDrawing" xmlns:wp="http://schemas.openxmlformats.org/drawingml/2006/wordprocessingDrawing" xmlns:wpg="http://schemas.microsoft.com/office/word/2010/wordprocessingGroup" xmlns:wpi="http://schemas.microsoft.com/office/word/2010/wordprocessingInk" xmlns:wps="http://schemas.microsoft.com/office/word/2010/wordprocessingShape" xmlns:o="urn:schemas-microsoft-com:office:office" xmlns:v="urn:schemas-microsoft-com:vml" xmlns:w10="urn:schemas-microsoft-com:office:word" xmlns:w="http://schemas.openxmlformats.org/wordprocessingml/2006/main" xmlns:w14="http://schemas.microsoft.com/office/word/2010/wordml" xmlns:w15="http://schemas.microsoft.com/office/word/2012/wordml" xmlns:w16cex="http://schemas.microsoft.com/office/word/2018/wordml/cex" xmlns:w16cid="http://schemas.microsoft.com/office/word/2016/wordml/cid" xmlns:w16="http://schemas.microsoft.com/office/word/2018/wordml" xmlns:w16sdtdh="http://schemas.microsoft.com/office/word/2020/wordml/sdtdatahash" xmlns:w16sdtfl="http://schemas.microsoft.com/office/word/2024/wordml/sdtformatlock" xmlns:w16se="http://schemas.microsoft.com/office/word/2015/wordml/symex" xmlns:w16du="http://schemas.microsoft.com/office/word/2023/wordml/word16du" xmlns:wne="http://schemas.microsoft.com/office/word/2006/wordml" mc:Ignorable="w14 w15 w16se w16cid w16 w16cex w16sdtdh w16sdtfl w16du wp14">
+<w:numbering xmlns:wpc="http://schemas.microsoft.com/office/word/2010/wordprocessingCanvas" xmlns:cx="http://schemas.microsoft.com/office/drawing/2014/chartex" xmlns:cx1="http://schemas.microsoft.com/office/drawing/2015/9/8/chartex" xmlns:cx2="http://schemas.microsoft.com/office/drawing/2015/10/21/chartex" xmlns:cx3="http://schemas.microsoft.com/office/drawing/2016/5/9/chartex" xmlns:cx4="http://schemas.microsoft.com/office/drawing/2016/5/10/chartex" xmlns:cx5="http://schemas.microsoft.com/office/drawing/2016/5/11/chartex" xmlns:cx6="http://schemas.microsoft.com/office/drawing/2016/5/12/chartex" xmlns:cx7="http://schemas.microsoft.com/office/drawing/2016/5/13/chartex" xmlns:cx8="http://schemas.microsoft.com/office/drawing/2016/5/14/chartex" xmlns:mc="http://schemas.openxmlformats.org/markup-compatibility/2006" xmlns:m="http://schemas.openxmlformats.org/officeDocument/2006/math" xmlns:aink="http://schemas.microsoft.com/office/drawing/2016/ink" xmlns:am3d="http://schemas.microsoft.com/office/drawing/2017/model3d" xmlns:oel="http://schemas.microsoft.com/office/2019/extlst" xmlns:r="http://schemas.openxmlformats.org/officeDocument/2006/relationships" xmlns:wp14="http://schemas.microsoft.com/office/word/2010/wordprocessingDrawing" xmlns:wp="http://schemas.openxmlformats.org/drawingml/2006/wordprocessingDrawing" xmlns:wpg="http://schemas.microsoft.com/office/word/2010/wordprocessingGroup" xmlns:wpi="http://schemas.microsoft.com/office/word/2010/wordprocessingInk" xmlns:wps="http://schemas.microsoft.com/office/word/2010/wordprocessingShape" xmlns:o="urn:schemas-microsoft-com:office:office" xmlns:v="urn:schemas-microsoft-com:vml" xmlns:w10="urn:schemas-microsoft-com:office:word" xmlns:w="http://schemas.openxmlformats.org/wordprocessingml/2006/main" xmlns:w14="http://schemas.microsoft.com/office/word/2010/wordml" xmlns:w15="http://schemas.microsoft.com/office/word/2012/wordml" xmlns:w16cei="http://schemas.microsoft.com/office/word/2026/wordml/cei" xmlns:w16cex="http://schemas.microsoft.com/office/word/2018/wordml/cex" xmlns:w16cid="http://schemas.microsoft.com/office/word/2016/wordml/cid" xmlns:w16="http://schemas.microsoft.com/office/word/2018/wordml" xmlns:w16sdtdh="http://schemas.microsoft.com/office/word/2020/wordml/sdtdatahash" xmlns:w16sdtfl="http://schemas.microsoft.com/office/word/2024/wordml/sdtformatlock" xmlns:w16se="http://schemas.microsoft.com/office/word/2015/wordml/symex" xmlns:w16du="http://schemas.microsoft.com/office/word/2023/wordml/word16du" xmlns:wne="http://schemas.microsoft.com/office/word/2006/wordml" mc:Ignorable="w14 w15 w16se w16cid w16 w16cex w16sdtdh w16sdtfl w16du wp14">
   <w:abstractNum w:abstractNumId="0" w15:restartNumberingAfterBreak="0">
     <w:nsid w:val="00B3129C"/>
     <w:multiLevelType w:val="hybridMultilevel"/>

--- a/write_up/drafts/3_materials_and_methods/methods_DRAFT_2.docx
+++ b/write_up/drafts/3_materials_and_methods/methods_DRAFT_2.docx
@@ -167,37 +167,31 @@
         <w:t xml:space="preserve">Hopkins et al., 2026 exposed primary HBECs </w:t>
       </w:r>
       <w:r>
-        <w:t>to 0.005</w:t>
+        <w:t xml:space="preserve">to 0.005, 0.08, 2 </w:t>
+      </w:r>
+      <w:r>
+        <w:t>and</w:t>
+      </w:r>
+      <w:r>
+        <w:t xml:space="preserve"> 24</w:t>
+      </w:r>
+      <w:r>
+        <w:t xml:space="preserve"> </w:t>
       </w:r>
       <w:r>
         <w:sym w:font="Symbol" w:char="F06D"/>
       </w:r>
       <w:r>
-        <w:t>g, 0.08</w:t>
-      </w:r>
-      <w:r>
-        <w:sym w:font="Symbol" w:char="F06D"/>
-      </w:r>
-      <w:r>
-        <w:t>g, 2</w:t>
-      </w:r>
-      <w:r>
-        <w:sym w:font="Symbol" w:char="F06D"/>
-      </w:r>
-      <w:r>
-        <w:t xml:space="preserve">g </w:t>
-      </w:r>
-      <w:r>
-        <w:t>and</w:t>
-      </w:r>
-      <w:r>
-        <w:t xml:space="preserve"> 24</w:t>
-      </w:r>
-      <w:r>
-        <w:sym w:font="Symbol" w:char="F06D"/>
-      </w:r>
-      <w:r>
-        <w:t>g protease enzyme allergen</w:t>
+        <w:t>g/cm</w:t>
+      </w:r>
+      <w:r>
+        <w:rPr>
+          <w:vertAlign w:val="superscript"/>
+        </w:rPr>
+        <w:t>2</w:t>
+      </w:r>
+      <w:r>
+        <w:t xml:space="preserve"> protease enzyme allergen</w:t>
       </w:r>
       <w:r>
         <w:t xml:space="preserve">. Browne et al., 2026 exposed </w:t>
@@ -290,7 +284,13 @@
         <w:t>adapter detected were discarded.</w:t>
       </w:r>
       <w:r>
-        <w:t xml:space="preserve"> Read quality was determined using </w:t>
+        <w:t xml:space="preserve"> </w:t>
+      </w:r>
+      <w:r>
+        <w:t xml:space="preserve">Quality control was performed </w:t>
+      </w:r>
+      <w:r>
+        <w:t xml:space="preserve">using </w:t>
       </w:r>
       <w:proofErr w:type="spellStart"/>
       <w:r>
@@ -298,7 +298,10 @@
       </w:r>
       <w:proofErr w:type="spellEnd"/>
       <w:r>
-        <w:t xml:space="preserve"> [version], </w:t>
+        <w:t xml:space="preserve"> [version]</w:t>
+      </w:r>
+      <w:r>
+        <w:t xml:space="preserve"> and </w:t>
       </w:r>
       <w:proofErr w:type="spellStart"/>
       <w:r>
@@ -306,10 +309,16 @@
       </w:r>
       <w:proofErr w:type="spellEnd"/>
       <w:r>
-        <w:t xml:space="preserve"> [version] and </w:t>
-      </w:r>
-      <w:r>
-        <w:t xml:space="preserve">compiled with </w:t>
+        <w:t xml:space="preserve"> </w:t>
+      </w:r>
+      <w:r>
+        <w:t>[version] and</w:t>
+      </w:r>
+      <w:r>
+        <w:t xml:space="preserve"> reported</w:t>
+      </w:r>
+      <w:r>
+        <w:t xml:space="preserve"> with </w:t>
       </w:r>
       <w:proofErr w:type="spellStart"/>
       <w:r>
@@ -506,21 +515,28 @@
         <w:t xml:space="preserve"> </w:t>
       </w:r>
       <w:r>
-        <w:t>DE miRNAs from primary HBECs exposed to 24</w:t>
+        <w:t xml:space="preserve">DE miRNAs from primary HBECs exposed to </w:t>
+      </w:r>
+      <w:r>
+        <w:t xml:space="preserve">24 </w:t>
       </w:r>
       <w:r>
         <w:sym w:font="Symbol" w:char="F06D"/>
       </w:r>
       <w:r>
-        <w:t xml:space="preserve">g </w:t>
-      </w:r>
-      <w:proofErr w:type="gramStart"/>
-      <w:r>
-        <w:t>were</w:t>
-      </w:r>
-      <w:proofErr w:type="gramEnd"/>
-      <w:r>
-        <w:t xml:space="preserve"> used to test one </w:t>
+        <w:t>g/cm</w:t>
+      </w:r>
+      <w:r>
+        <w:rPr>
+          <w:vertAlign w:val="superscript"/>
+        </w:rPr>
+        <w:t>2</w:t>
+      </w:r>
+      <w:r>
+        <w:t xml:space="preserve"> </w:t>
+      </w:r>
+      <w:r>
+        <w:t xml:space="preserve">were used to test one </w:t>
       </w:r>
       <w:r>
         <w:t xml:space="preserve">free-of-charge </w:t>
@@ -1152,6 +1168,9 @@
       <w:r>
         <w:t>s</w:t>
       </w:r>
+      <w:r>
+        <w:t xml:space="preserve"> and Data Analyses</w:t>
+      </w:r>
     </w:p>
     <w:p>
       <w:r>
@@ -1183,6 +1202,9 @@
       <w:r>
         <w:t xml:space="preserve"> value &lt; 0.05.</w:t>
       </w:r>
+      <w:r>
+        <w:t xml:space="preserve"> </w:t>
+      </w:r>
     </w:p>
     <w:p>
       <w:r>
@@ -1199,25 +1221,6 @@
     </w:p>
     <w:p>
       <w:r>
-        <w:t>[heatmap?]</w:t>
-      </w:r>
-    </w:p>
-    <w:p>
-      <w:r>
-        <w:t>[visualisation performed in R studio [version] [using packages?]]</w:t>
-      </w:r>
-      <w:r>
-        <w:t xml:space="preserve"> </w:t>
-      </w:r>
-      <w:r>
-        <w:sym w:font="Wingdings" w:char="F0E0"/>
-      </w:r>
-      <w:r>
-        <w:t xml:space="preserve"> should this be in a different section?</w:t>
-      </w:r>
-    </w:p>
-    <w:p>
-      <w:r>
         <w:t xml:space="preserve">PC </w:t>
       </w:r>
       <w:r>
@@ -1298,6 +1301,9 @@
       </w:r>
       <w:r>
         <w:t xml:space="preserve"> </w:t>
+      </w:r>
+      <w:r>
+        <w:t>Heatmaps were generated using log2 CPM-normalised counts. All figures were generated in R studio [version] using ggplot2 [version], unless stated otherwise.</w:t>
       </w:r>
     </w:p>
     <w:p/>
@@ -1341,13 +1347,28 @@
         <w:t xml:space="preserve">primary HBECs following exposure to </w:t>
       </w:r>
       <w:r>
-        <w:t>dose 24</w:t>
+        <w:t xml:space="preserve">dose </w:t>
+      </w:r>
+      <w:r>
+        <w:t xml:space="preserve">24 </w:t>
       </w:r>
       <w:r>
         <w:sym w:font="Symbol" w:char="F06D"/>
       </w:r>
       <w:r>
-        <w:t xml:space="preserve">g protease </w:t>
+        <w:t>g/cm</w:t>
+      </w:r>
+      <w:r>
+        <w:rPr>
+          <w:vertAlign w:val="superscript"/>
+        </w:rPr>
+        <w:t>2</w:t>
+      </w:r>
+      <w:r>
+        <w:t xml:space="preserve"> </w:t>
+      </w:r>
+      <w:r>
+        <w:t xml:space="preserve">protease </w:t>
       </w:r>
       <w:r>
         <w:t>allergen</w:t>
@@ -1518,6 +1539,7 @@
         <w:rPr>
           <w:u w:val="single"/>
         </w:rPr>
+        <w:lastRenderedPageBreak/>
         <w:t>Archive</w:t>
       </w:r>
     </w:p>

--- a/write_up/drafts/3_materials_and_methods/methods_DRAFT_2.docx
+++ b/write_up/drafts/3_materials_and_methods/methods_DRAFT_2.docx
@@ -72,7 +72,18 @@
     </w:p>
     <w:p>
       <w:r>
-        <w:t>[figure legend should state that the automated pathway enrichment analysis techniques tested during method development were unsuitable for use on Calu-3 HBECs]</w:t>
+        <w:t xml:space="preserve">[figure legend should state that the automated pathway enrichment analysis techniques tested during method development were unsuitable for use on Calu-3 </w:t>
+      </w:r>
+      <w:r>
+        <w:t>cells</w:t>
+      </w:r>
+      <w:r>
+        <w:t>]</w:t>
+      </w:r>
+    </w:p>
+    <w:p>
+      <w:r>
+        <w:t>[change calu-3 hbecs to calu-3 cells in figure]</w:t>
       </w:r>
     </w:p>
     <w:p>
@@ -119,29 +130,19 @@
     </w:p>
     <w:p>
       <w:r>
-        <w:t>This study uses raw next-generation sequencing (NGS) data acquired from small RNA-</w:t>
-      </w:r>
-      <w:proofErr w:type="spellStart"/>
-      <w:r>
-        <w:t>Seq</w:t>
-      </w:r>
-      <w:proofErr w:type="spellEnd"/>
-      <w:r>
-        <w:t xml:space="preserve"> </w:t>
-      </w:r>
-      <w:r>
-        <w:t xml:space="preserve">using the </w:t>
-      </w:r>
-      <w:proofErr w:type="spellStart"/>
-      <w:r>
-        <w:t>miND</w:t>
-      </w:r>
-      <w:proofErr w:type="spellEnd"/>
-      <w:r>
-        <w:t>® analysis pipeline [mind reference]</w:t>
-      </w:r>
-      <w:r>
-        <w:t xml:space="preserve">. RNA was acquired from HBEC-derived EVs following </w:t>
+        <w:t xml:space="preserve">This study uses raw next-generation sequencing (NGS) data acquired from small RNA-Seq </w:t>
+      </w:r>
+      <w:r>
+        <w:t>using the miND® analysis pipeline [mind reference]</w:t>
+      </w:r>
+      <w:r>
+        <w:t xml:space="preserve">. RNA was acquired from </w:t>
+      </w:r>
+      <w:r>
+        <w:t>airway epithelium-derived</w:t>
+      </w:r>
+      <w:r>
+        <w:t xml:space="preserve"> EVs following </w:t>
       </w:r>
       <w:r>
         <w:t>cellular</w:t>
@@ -200,7 +201,13 @@
         <w:t>C</w:t>
       </w:r>
       <w:r>
-        <w:t>alu-3 HBECs to</w:t>
+        <w:t>alu-3</w:t>
+      </w:r>
+      <w:r>
+        <w:t xml:space="preserve"> epithelial cells</w:t>
+      </w:r>
+      <w:r>
+        <w:t xml:space="preserve"> to</w:t>
       </w:r>
       <w:r>
         <w:t xml:space="preserve"> nebulised</w:t>
@@ -246,15 +253,7 @@
     </w:p>
     <w:p>
       <w:r>
-        <w:t xml:space="preserve">Raw sequencing reads were trimmed using </w:t>
-      </w:r>
-      <w:proofErr w:type="spellStart"/>
-      <w:r>
-        <w:t>Cutadapt</w:t>
-      </w:r>
-      <w:proofErr w:type="spellEnd"/>
-      <w:r>
-        <w:t xml:space="preserve"> [version], targeting the </w:t>
+        <w:t xml:space="preserve">Raw sequencing reads were trimmed using Cutadapt [version], targeting the </w:t>
       </w:r>
       <w:r>
         <w:t>Realseq3P</w:t>
@@ -266,15 +265,7 @@
         <w:t>TGGAATTCTC</w:t>
       </w:r>
       <w:r>
-        <w:t xml:space="preserve">). Only reads measuring 18-30bp and quality &gt;30 (Phred) </w:t>
-      </w:r>
-      <w:proofErr w:type="gramStart"/>
-      <w:r>
-        <w:t>were</w:t>
-      </w:r>
-      <w:proofErr w:type="gramEnd"/>
-      <w:r>
-        <w:t xml:space="preserve"> retained; </w:t>
+        <w:t xml:space="preserve">). Only reads measuring 18-30bp and quality &gt;30 (Phred) were retained; </w:t>
       </w:r>
       <w:r>
         <w:t xml:space="preserve">the first base of each read was unconditionally removed and reads without an </w:t>
@@ -290,26 +281,13 @@
         <w:t xml:space="preserve">Quality control was performed </w:t>
       </w:r>
       <w:r>
-        <w:t xml:space="preserve">using </w:t>
-      </w:r>
-      <w:proofErr w:type="spellStart"/>
-      <w:r>
-        <w:t>FastQC</w:t>
-      </w:r>
-      <w:proofErr w:type="spellEnd"/>
-      <w:r>
-        <w:t xml:space="preserve"> [version]</w:t>
+        <w:t>using FastQC [version]</w:t>
       </w:r>
       <w:r>
         <w:t xml:space="preserve"> and </w:t>
       </w:r>
-      <w:proofErr w:type="spellStart"/>
-      <w:r>
-        <w:t>miRTrace</w:t>
-      </w:r>
-      <w:proofErr w:type="spellEnd"/>
-      <w:r>
-        <w:t xml:space="preserve"> </w:t>
+      <w:r>
+        <w:t xml:space="preserve">miRTrace </w:t>
       </w:r>
       <w:r>
         <w:t>[version] and</w:t>
@@ -320,13 +298,8 @@
       <w:r>
         <w:t xml:space="preserve"> with </w:t>
       </w:r>
-      <w:proofErr w:type="spellStart"/>
-      <w:r>
-        <w:t>MultiQC</w:t>
-      </w:r>
-      <w:proofErr w:type="spellEnd"/>
-      <w:r>
-        <w:t xml:space="preserve"> [version].</w:t>
+      <w:r>
+        <w:t>MultiQC [version].</w:t>
       </w:r>
     </w:p>
     <w:p/>
@@ -358,15 +331,7 @@
         <w:t>mapper.pl</w:t>
       </w:r>
       <w:r>
-        <w:t xml:space="preserve"> script then mapped to mature and hairpin [version] references (</w:t>
-      </w:r>
-      <w:proofErr w:type="spellStart"/>
-      <w:r>
-        <w:t>miRBase</w:t>
-      </w:r>
-      <w:proofErr w:type="spellEnd"/>
-      <w:r>
-        <w:t xml:space="preserve"> [version]) and quantified using </w:t>
+        <w:t xml:space="preserve"> script then mapped to mature and hairpin [version] references (miRBase [version]) and quantified using </w:t>
       </w:r>
       <w:r>
         <w:rPr>
@@ -398,15 +363,7 @@
     </w:p>
     <w:p>
       <w:r>
-        <w:t xml:space="preserve">DE analysis was performed using </w:t>
-      </w:r>
-      <w:proofErr w:type="spellStart"/>
-      <w:r>
-        <w:t>edgeR</w:t>
-      </w:r>
-      <w:proofErr w:type="spellEnd"/>
-      <w:r>
-        <w:t xml:space="preserve"> [version] [in R studio?]. Lowly expressed miRNAs were excluded using the default filtering provided by the package. Normalisation was performed using the </w:t>
+        <w:t xml:space="preserve">DE analysis was performed using edgeR [version] [in R studio?]. Lowly expressed miRNAs were excluded using the default filtering provided by the package. Normalisation was performed using the </w:t>
       </w:r>
       <w:r>
         <w:t>trimmed mean of M-values</w:t>
@@ -462,15 +419,7 @@
     </w:p>
     <w:p>
       <w:r>
-        <w:t xml:space="preserve">[I have confirmed the contrasts as treated vs untreated – positive </w:t>
-      </w:r>
-      <w:proofErr w:type="spellStart"/>
-      <w:r>
-        <w:t>logfc</w:t>
-      </w:r>
-      <w:proofErr w:type="spellEnd"/>
-      <w:r>
-        <w:t xml:space="preserve"> means upregulated in treated]</w:t>
+        <w:t>[I have confirmed the contrasts as treated vs untreated – positive logfc means upregulated in treated]</w:t>
       </w:r>
     </w:p>
     <w:p/>
@@ -589,11 +538,9 @@
       <w:r>
         <w:t xml:space="preserve"> of significantly DE miRNAs were identified using </w:t>
       </w:r>
-      <w:proofErr w:type="spellStart"/>
       <w:r>
         <w:t>multiMiR</w:t>
       </w:r>
-      <w:proofErr w:type="spellEnd"/>
       <w:r>
         <w:t xml:space="preserve"> [version] R</w:t>
       </w:r>
@@ -601,15 +548,7 @@
         <w:t xml:space="preserve"> </w:t>
       </w:r>
       <w:r>
-        <w:t xml:space="preserve">package by querying </w:t>
-      </w:r>
-      <w:proofErr w:type="spellStart"/>
-      <w:r>
-        <w:t>miRTarBase</w:t>
-      </w:r>
-      <w:proofErr w:type="spellEnd"/>
-      <w:r>
-        <w:t xml:space="preserve"> [version]</w:t>
+        <w:t>package by querying miRTarBase [version]</w:t>
       </w:r>
       <w:r>
         <w:t xml:space="preserve">. Pathway enrichment </w:t>
@@ -631,66 +570,43 @@
         <w:t>using</w:t>
       </w:r>
       <w:r>
+        <w:t xml:space="preserve"> the enrichPathway()</w:t>
+      </w:r>
+      <w:r>
+        <w:t xml:space="preserve"> </w:t>
+      </w:r>
+      <w:r>
+        <w:t>function from</w:t>
+      </w:r>
+      <w:r>
         <w:t xml:space="preserve"> the </w:t>
       </w:r>
-      <w:proofErr w:type="spellStart"/>
-      <w:proofErr w:type="gramStart"/>
-      <w:r>
-        <w:t>enrichPathway</w:t>
-      </w:r>
-      <w:proofErr w:type="spellEnd"/>
-      <w:r>
-        <w:t>(</w:t>
-      </w:r>
-      <w:proofErr w:type="gramEnd"/>
-      <w:r>
-        <w:t>)</w:t>
+      <w:r>
+        <w:t>ReactomePA [version] R package</w:t>
+      </w:r>
+      <w:r>
+        <w:t>,</w:t>
       </w:r>
       <w:r>
         <w:t xml:space="preserve"> </w:t>
       </w:r>
       <w:r>
-        <w:t>function from</w:t>
-      </w:r>
-      <w:r>
-        <w:t xml:space="preserve"> the </w:t>
-      </w:r>
-      <w:proofErr w:type="spellStart"/>
-      <w:r>
-        <w:t>ReactomePA</w:t>
-      </w:r>
-      <w:proofErr w:type="spellEnd"/>
-      <w:r>
-        <w:t xml:space="preserve"> [version] R package</w:t>
-      </w:r>
-      <w:r>
-        <w:t>,</w:t>
+        <w:t xml:space="preserve">which </w:t>
+      </w:r>
+      <w:r>
+        <w:t>implements</w:t>
       </w:r>
       <w:r>
         <w:t xml:space="preserve"> </w:t>
       </w:r>
       <w:r>
-        <w:t xml:space="preserve">which </w:t>
-      </w:r>
-      <w:r>
-        <w:t>implements</w:t>
-      </w:r>
-      <w:r>
-        <w:t xml:space="preserve"> </w:t>
-      </w:r>
-      <w:r>
         <w:t>a</w:t>
       </w:r>
       <w:r>
         <w:t xml:space="preserve"> hypergeometric over-representation test to identify </w:t>
       </w:r>
-      <w:proofErr w:type="spellStart"/>
-      <w:r>
-        <w:t>Reactome</w:t>
-      </w:r>
-      <w:proofErr w:type="spellEnd"/>
-      <w:r>
-        <w:t xml:space="preserve"> </w:t>
+      <w:r>
+        <w:t xml:space="preserve">Reactome </w:t>
       </w:r>
       <w:r>
         <w:t xml:space="preserve">pathways enriched among </w:t>
@@ -775,34 +691,13 @@
         <w:t>submitted</w:t>
       </w:r>
       <w:r>
-        <w:t xml:space="preserve"> to </w:t>
-      </w:r>
-      <w:proofErr w:type="spellStart"/>
-      <w:r>
-        <w:t>miEAA</w:t>
-      </w:r>
-      <w:proofErr w:type="spellEnd"/>
-      <w:r>
-        <w:t xml:space="preserve"> 2.0 [version] to identify </w:t>
+        <w:t xml:space="preserve"> to miEAA 2.0 [version] to identify </w:t>
       </w:r>
       <w:r>
         <w:t xml:space="preserve">enriched </w:t>
       </w:r>
-      <w:proofErr w:type="spellStart"/>
-      <w:r>
-        <w:t>Reactome</w:t>
-      </w:r>
-      <w:proofErr w:type="spellEnd"/>
-      <w:r>
-        <w:t xml:space="preserve"> (</w:t>
-      </w:r>
-      <w:proofErr w:type="spellStart"/>
-      <w:r>
-        <w:t>miRPathDB</w:t>
-      </w:r>
-      <w:proofErr w:type="spellEnd"/>
-      <w:r>
-        <w:t xml:space="preserve">) </w:t>
+      <w:r>
+        <w:t xml:space="preserve">Reactome (miRPathDB) </w:t>
       </w:r>
       <w:r>
         <w:t>pathways</w:t>
@@ -892,15 +787,7 @@
         <w:t xml:space="preserve"> </w:t>
       </w:r>
       <w:r>
-        <w:t>change (</w:t>
-      </w:r>
-      <w:proofErr w:type="spellStart"/>
-      <w:r>
-        <w:t>logFC</w:t>
-      </w:r>
-      <w:proofErr w:type="spellEnd"/>
-      <w:r>
-        <w:t xml:space="preserve">). </w:t>
+        <w:t xml:space="preserve">change (logFC). </w:t>
       </w:r>
       <w:r>
         <w:t xml:space="preserve">For </w:t>
@@ -1208,15 +1095,7 @@
     </w:p>
     <w:p>
       <w:r>
-        <w:t>[</w:t>
-      </w:r>
-      <w:proofErr w:type="spellStart"/>
-      <w:r>
-        <w:t>qiagen</w:t>
-      </w:r>
-      <w:proofErr w:type="spellEnd"/>
-      <w:r>
-        <w:t xml:space="preserve"> stats?]</w:t>
+        <w:t>[qiagen stats?]</w:t>
       </w:r>
     </w:p>
     <w:p>
@@ -1244,18 +1123,8 @@
       <w:r>
         <w:t xml:space="preserve">the </w:t>
       </w:r>
-      <w:proofErr w:type="spellStart"/>
-      <w:proofErr w:type="gramStart"/>
-      <w:r>
-        <w:t>prcomp</w:t>
-      </w:r>
-      <w:proofErr w:type="spellEnd"/>
-      <w:r>
-        <w:t>(</w:t>
-      </w:r>
-      <w:proofErr w:type="gramEnd"/>
-      <w:r>
-        <w:t>)</w:t>
+      <w:r>
+        <w:t>prcomp()</w:t>
       </w:r>
       <w:r>
         <w:t xml:space="preserve"> </w:t>
@@ -1321,21 +1190,25 @@
     </w:p>
     <w:p>
       <w:r>
-        <w:t>DE analysis was previously performed for all allergen exposures in primary and Calu-3 HBECs by T</w:t>
+        <w:t xml:space="preserve">DE analysis was previously performed for all allergen exposures in primary </w:t>
+      </w:r>
+      <w:r>
+        <w:t xml:space="preserve">HBECs </w:t>
+      </w:r>
+      <w:r>
+        <w:t xml:space="preserve">and Calu-3 </w:t>
+      </w:r>
+      <w:r>
+        <w:t>cells</w:t>
+      </w:r>
+      <w:r>
+        <w:t xml:space="preserve"> by T</w:t>
       </w:r>
       <w:r>
         <w:t>A</w:t>
       </w:r>
       <w:r>
-        <w:t xml:space="preserve">miRNA [link] using the </w:t>
-      </w:r>
-      <w:proofErr w:type="spellStart"/>
-      <w:r>
-        <w:t>miND</w:t>
-      </w:r>
-      <w:proofErr w:type="spellEnd"/>
-      <w:r>
-        <w:t xml:space="preserve">® pipeline [reference?]. Pathway analysis was performed using DE miRNAs </w:t>
+        <w:t xml:space="preserve">miRNA [link] using the miND® pipeline [reference?]. Pathway analysis was performed using DE miRNAs </w:t>
       </w:r>
       <w:r>
         <w:t>in</w:t>

--- a/write_up/drafts/3_materials_and_methods/methods_DRAFT_2.docx
+++ b/write_up/drafts/3_materials_and_methods/methods_DRAFT_2.docx
@@ -83,7 +83,20 @@
     </w:p>
     <w:p>
       <w:r>
-        <w:t>[change calu-3 hbecs to calu-3 cells in figure]</w:t>
+        <w:t xml:space="preserve">[change calu-3 </w:t>
+      </w:r>
+      <w:proofErr w:type="spellStart"/>
+      <w:r>
+        <w:t>hbecs</w:t>
+      </w:r>
+      <w:proofErr w:type="spellEnd"/>
+      <w:r>
+        <w:t xml:space="preserve"> to calu-3 cells in figure]</w:t>
+      </w:r>
+    </w:p>
+    <w:p>
+      <w:r>
+        <w:t>[rename ‘pathway analysis’ for calu3 cells to something more appropriate]</w:t>
       </w:r>
     </w:p>
     <w:p>
@@ -113,6 +126,14 @@
       </w:r>
       <w:r>
         <w:t xml:space="preserve"> being disclosed.</w:t>
+      </w:r>
+      <w:r>
+        <w:t xml:space="preserve"> </w:t>
+      </w:r>
+    </w:p>
+    <w:p>
+      <w:r>
+        <w:t>Initially, only the primary HBEC dataset was made available, and this data was analysed to completion of pathway enrichment analysis method development before the Calu-3 dataset was made available.</w:t>
       </w:r>
     </w:p>
     <w:p/>
@@ -130,10 +151,26 @@
     </w:p>
     <w:p>
       <w:r>
-        <w:t xml:space="preserve">This study uses raw next-generation sequencing (NGS) data acquired from small RNA-Seq </w:t>
-      </w:r>
-      <w:r>
-        <w:t>using the miND® analysis pipeline [mind reference]</w:t>
+        <w:t>This study uses raw next-generation sequencing (NGS) data acquired from small RNA-</w:t>
+      </w:r>
+      <w:proofErr w:type="spellStart"/>
+      <w:r>
+        <w:t>Seq</w:t>
+      </w:r>
+      <w:proofErr w:type="spellEnd"/>
+      <w:r>
+        <w:t xml:space="preserve"> </w:t>
+      </w:r>
+      <w:r>
+        <w:t xml:space="preserve">using the </w:t>
+      </w:r>
+      <w:proofErr w:type="spellStart"/>
+      <w:r>
+        <w:t>miND</w:t>
+      </w:r>
+      <w:proofErr w:type="spellEnd"/>
+      <w:r>
+        <w:t>® analysis pipeline [mind reference]</w:t>
       </w:r>
       <w:r>
         <w:t xml:space="preserve">. RNA was acquired from </w:t>
@@ -248,12 +285,21 @@
         </w:numPr>
       </w:pPr>
       <w:r>
+        <w:lastRenderedPageBreak/>
         <w:t xml:space="preserve">Preprocessing </w:t>
       </w:r>
     </w:p>
     <w:p>
       <w:r>
-        <w:t xml:space="preserve">Raw sequencing reads were trimmed using Cutadapt [version], targeting the </w:t>
+        <w:t xml:space="preserve">Raw sequencing reads were trimmed using </w:t>
+      </w:r>
+      <w:proofErr w:type="spellStart"/>
+      <w:r>
+        <w:t>Cutadapt</w:t>
+      </w:r>
+      <w:proofErr w:type="spellEnd"/>
+      <w:r>
+        <w:t xml:space="preserve"> [version], targeting the </w:t>
       </w:r>
       <w:r>
         <w:t>Realseq3P</w:t>
@@ -265,14 +311,18 @@
         <w:t>TGGAATTCTC</w:t>
       </w:r>
       <w:r>
-        <w:t xml:space="preserve">). Only reads measuring 18-30bp and quality &gt;30 (Phred) were retained; </w:t>
-      </w:r>
-      <w:r>
-        <w:t xml:space="preserve">the first base of each read was unconditionally removed and reads without an </w:t>
-      </w:r>
-      <w:r>
-        <w:lastRenderedPageBreak/>
-        <w:t>adapter detected were discarded.</w:t>
+        <w:t xml:space="preserve">). Only reads measuring 18-30bp and quality &gt;30 (Phred) </w:t>
+      </w:r>
+      <w:proofErr w:type="gramStart"/>
+      <w:r>
+        <w:t>were</w:t>
+      </w:r>
+      <w:proofErr w:type="gramEnd"/>
+      <w:r>
+        <w:t xml:space="preserve"> retained; </w:t>
+      </w:r>
+      <w:r>
+        <w:t>the first base of each read was unconditionally removed and reads without an adapter detected were discarded.</w:t>
       </w:r>
       <w:r>
         <w:t xml:space="preserve"> </w:t>
@@ -281,13 +331,26 @@
         <w:t xml:space="preserve">Quality control was performed </w:t>
       </w:r>
       <w:r>
-        <w:t>using FastQC [version]</w:t>
+        <w:t xml:space="preserve">using </w:t>
+      </w:r>
+      <w:proofErr w:type="spellStart"/>
+      <w:r>
+        <w:t>FastQC</w:t>
+      </w:r>
+      <w:proofErr w:type="spellEnd"/>
+      <w:r>
+        <w:t xml:space="preserve"> [version]</w:t>
       </w:r>
       <w:r>
         <w:t xml:space="preserve"> and </w:t>
       </w:r>
-      <w:r>
-        <w:t xml:space="preserve">miRTrace </w:t>
+      <w:proofErr w:type="spellStart"/>
+      <w:r>
+        <w:t>miRTrace</w:t>
+      </w:r>
+      <w:proofErr w:type="spellEnd"/>
+      <w:r>
+        <w:t xml:space="preserve"> </w:t>
       </w:r>
       <w:r>
         <w:t>[version] and</w:t>
@@ -298,8 +361,13 @@
       <w:r>
         <w:t xml:space="preserve"> with </w:t>
       </w:r>
-      <w:r>
-        <w:t>MultiQC [version].</w:t>
+      <w:proofErr w:type="spellStart"/>
+      <w:r>
+        <w:t>MultiQC</w:t>
+      </w:r>
+      <w:proofErr w:type="spellEnd"/>
+      <w:r>
+        <w:t xml:space="preserve"> [version].</w:t>
       </w:r>
     </w:p>
     <w:p/>
@@ -331,7 +399,15 @@
         <w:t>mapper.pl</w:t>
       </w:r>
       <w:r>
-        <w:t xml:space="preserve"> script then mapped to mature and hairpin [version] references (miRBase [version]) and quantified using </w:t>
+        <w:t xml:space="preserve"> script then mapped to mature and hairpin [version] references (</w:t>
+      </w:r>
+      <w:proofErr w:type="spellStart"/>
+      <w:r>
+        <w:t>miRBase</w:t>
+      </w:r>
+      <w:proofErr w:type="spellEnd"/>
+      <w:r>
+        <w:t xml:space="preserve"> [version]) and quantified using </w:t>
       </w:r>
       <w:r>
         <w:rPr>
@@ -363,7 +439,15 @@
     </w:p>
     <w:p>
       <w:r>
-        <w:t xml:space="preserve">DE analysis was performed using edgeR [version] [in R studio?]. Lowly expressed miRNAs were excluded using the default filtering provided by the package. Normalisation was performed using the </w:t>
+        <w:t xml:space="preserve">DE analysis was performed using </w:t>
+      </w:r>
+      <w:proofErr w:type="spellStart"/>
+      <w:r>
+        <w:t>edgeR</w:t>
+      </w:r>
+      <w:proofErr w:type="spellEnd"/>
+      <w:r>
+        <w:t xml:space="preserve"> [version] [in R studio?]. Lowly expressed miRNAs were excluded using the default filtering provided by the package. Normalisation was performed using the </w:t>
       </w:r>
       <w:r>
         <w:t>trimmed mean of M-values</w:t>
@@ -419,7 +503,15 @@
     </w:p>
     <w:p>
       <w:r>
-        <w:t>[I have confirmed the contrasts as treated vs untreated – positive logfc means upregulated in treated]</w:t>
+        <w:t xml:space="preserve">[I have confirmed the contrasts as treated vs untreated – positive </w:t>
+      </w:r>
+      <w:proofErr w:type="spellStart"/>
+      <w:r>
+        <w:t>logfc</w:t>
+      </w:r>
+      <w:proofErr w:type="spellEnd"/>
+      <w:r>
+        <w:t xml:space="preserve"> means upregulated in treated]</w:t>
       </w:r>
     </w:p>
     <w:p/>
@@ -464,22 +556,21 @@
         <w:t xml:space="preserve"> </w:t>
       </w:r>
       <w:r>
-        <w:t xml:space="preserve">DE miRNAs from primary HBECs exposed to </w:t>
+        <w:t xml:space="preserve">DE miRNAs </w:t>
+      </w:r>
+      <w:r>
+        <w:t xml:space="preserve">identified in the </w:t>
       </w:r>
       <w:r>
         <w:t xml:space="preserve">24 </w:t>
       </w:r>
-      <w:r>
-        <w:sym w:font="Symbol" w:char="F06D"/>
-      </w:r>
-      <w:r>
-        <w:t>g/cm</w:t>
-      </w:r>
-      <w:r>
-        <w:rPr>
-          <w:vertAlign w:val="superscript"/>
-        </w:rPr>
-        <w:t>2</w:t>
+      <w:proofErr w:type="spellStart"/>
+      <w:r>
+        <w:t>μg</w:t>
+      </w:r>
+      <w:proofErr w:type="spellEnd"/>
+      <w:r>
+        <w:t>/cm² protease-treated primary HBEC group</w:t>
       </w:r>
       <w:r>
         <w:t xml:space="preserve"> </w:t>
@@ -538,9 +629,11 @@
       <w:r>
         <w:t xml:space="preserve"> of significantly DE miRNAs were identified using </w:t>
       </w:r>
+      <w:proofErr w:type="spellStart"/>
       <w:r>
         <w:t>multiMiR</w:t>
       </w:r>
+      <w:proofErr w:type="spellEnd"/>
       <w:r>
         <w:t xml:space="preserve"> [version] R</w:t>
       </w:r>
@@ -548,14 +641,18 @@
         <w:t xml:space="preserve"> </w:t>
       </w:r>
       <w:r>
-        <w:t>package by querying miRTarBase [version]</w:t>
-      </w:r>
-      <w:r>
-        <w:t xml:space="preserve">. Pathway enrichment </w:t>
-      </w:r>
-      <w:r>
-        <w:lastRenderedPageBreak/>
-        <w:t xml:space="preserve">analysis </w:t>
+        <w:t xml:space="preserve">package by querying </w:t>
+      </w:r>
+      <w:proofErr w:type="spellStart"/>
+      <w:r>
+        <w:t>miRTarBase</w:t>
+      </w:r>
+      <w:proofErr w:type="spellEnd"/>
+      <w:r>
+        <w:t xml:space="preserve"> [version]</w:t>
+      </w:r>
+      <w:r>
+        <w:t xml:space="preserve">. Pathway enrichment analysis </w:t>
       </w:r>
       <w:r>
         <w:t>of</w:t>
@@ -570,7 +667,20 @@
         <w:t>using</w:t>
       </w:r>
       <w:r>
-        <w:t xml:space="preserve"> the enrichPathway()</w:t>
+        <w:t xml:space="preserve"> the </w:t>
+      </w:r>
+      <w:proofErr w:type="spellStart"/>
+      <w:proofErr w:type="gramStart"/>
+      <w:r>
+        <w:t>enrichPathway</w:t>
+      </w:r>
+      <w:proofErr w:type="spellEnd"/>
+      <w:r>
+        <w:t>(</w:t>
+      </w:r>
+      <w:proofErr w:type="gramEnd"/>
+      <w:r>
+        <w:t>)</w:t>
       </w:r>
       <w:r>
         <w:t xml:space="preserve"> </w:t>
@@ -581,8 +691,13 @@
       <w:r>
         <w:t xml:space="preserve"> the </w:t>
       </w:r>
-      <w:r>
-        <w:t>ReactomePA [version] R package</w:t>
+      <w:proofErr w:type="spellStart"/>
+      <w:r>
+        <w:t>ReactomePA</w:t>
+      </w:r>
+      <w:proofErr w:type="spellEnd"/>
+      <w:r>
+        <w:t xml:space="preserve"> [version] R package</w:t>
       </w:r>
       <w:r>
         <w:t>,</w:t>
@@ -605,8 +720,13 @@
       <w:r>
         <w:t xml:space="preserve"> hypergeometric over-representation test to identify </w:t>
       </w:r>
-      <w:r>
-        <w:t xml:space="preserve">Reactome </w:t>
+      <w:proofErr w:type="spellStart"/>
+      <w:r>
+        <w:t>Reactome</w:t>
+      </w:r>
+      <w:proofErr w:type="spellEnd"/>
+      <w:r>
+        <w:t xml:space="preserve"> </w:t>
       </w:r>
       <w:r>
         <w:t xml:space="preserve">pathways enriched among </w:t>
@@ -691,13 +811,34 @@
         <w:t>submitted</w:t>
       </w:r>
       <w:r>
-        <w:t xml:space="preserve"> to miEAA 2.0 [version] to identify </w:t>
+        <w:t xml:space="preserve"> to </w:t>
+      </w:r>
+      <w:proofErr w:type="spellStart"/>
+      <w:r>
+        <w:t>miEAA</w:t>
+      </w:r>
+      <w:proofErr w:type="spellEnd"/>
+      <w:r>
+        <w:t xml:space="preserve"> 2.0 [version] to identify </w:t>
       </w:r>
       <w:r>
         <w:t xml:space="preserve">enriched </w:t>
       </w:r>
-      <w:r>
-        <w:t xml:space="preserve">Reactome (miRPathDB) </w:t>
+      <w:proofErr w:type="spellStart"/>
+      <w:r>
+        <w:t>Reactome</w:t>
+      </w:r>
+      <w:proofErr w:type="spellEnd"/>
+      <w:r>
+        <w:t xml:space="preserve"> (</w:t>
+      </w:r>
+      <w:proofErr w:type="spellStart"/>
+      <w:r>
+        <w:t>miRPathDB</w:t>
+      </w:r>
+      <w:proofErr w:type="spellEnd"/>
+      <w:r>
+        <w:t xml:space="preserve">) </w:t>
       </w:r>
       <w:r>
         <w:t>pathways</w:t>
@@ -787,7 +928,15 @@
         <w:t xml:space="preserve"> </w:t>
       </w:r>
       <w:r>
-        <w:t xml:space="preserve">change (logFC). </w:t>
+        <w:t>change (</w:t>
+      </w:r>
+      <w:proofErr w:type="spellStart"/>
+      <w:r>
+        <w:t>logFC</w:t>
+      </w:r>
+      <w:proofErr w:type="spellEnd"/>
+      <w:r>
+        <w:t xml:space="preserve">). </w:t>
       </w:r>
       <w:r>
         <w:t xml:space="preserve">For </w:t>
@@ -869,31 +1018,40 @@
       <w:r>
         <w:t>Pathway Analysis</w:t>
       </w:r>
-    </w:p>
-    <w:p>
-      <w:r>
-        <w:t xml:space="preserve">Automated pathway enrichment </w:t>
-      </w:r>
-      <w:r>
-        <w:t>analysis techniques</w:t>
-      </w:r>
-      <w:r>
-        <w:t xml:space="preserve"> </w:t>
-      </w:r>
-      <w:r>
-        <w:t>evaluated</w:t>
-      </w:r>
-      <w:r>
-        <w:t xml:space="preserve"> during the method development phase were </w:t>
-      </w:r>
-      <w:r>
-        <w:t>not applied to the Calu-3 dataset because</w:t>
-      </w:r>
-      <w:r>
-        <w:t xml:space="preserve"> </w:t>
-      </w:r>
-      <w:r>
-        <w:t>too few</w:t>
+      <w:r>
+        <w:t xml:space="preserve"> [rename?]</w:t>
+      </w:r>
+    </w:p>
+    <w:p>
+      <w:r>
+        <w:t>P</w:t>
+      </w:r>
+      <w:r>
+        <w:t xml:space="preserve">athway enrichment </w:t>
+      </w:r>
+      <w:r>
+        <w:t xml:space="preserve">analysis </w:t>
+      </w:r>
+      <w:r>
+        <w:t xml:space="preserve">was </w:t>
+      </w:r>
+      <w:r>
+        <w:t xml:space="preserve">not applied to Calu-3 </w:t>
+      </w:r>
+      <w:r>
+        <w:t>cells</w:t>
+      </w:r>
+      <w:r>
+        <w:t xml:space="preserve"> </w:t>
+      </w:r>
+      <w:r>
+        <w:t>as</w:t>
+      </w:r>
+      <w:r>
+        <w:t xml:space="preserve"> </w:t>
+      </w:r>
+      <w:r>
+        <w:t>few</w:t>
       </w:r>
       <w:r>
         <w:t xml:space="preserve"> DE miRNAs were </w:t>
@@ -902,22 +1060,10 @@
         <w:t>identified</w:t>
       </w:r>
       <w:r>
-        <w:t xml:space="preserve"> </w:t>
-      </w:r>
-      <w:r>
-        <w:t xml:space="preserve">in each </w:t>
-      </w:r>
-      <w:r>
-        <w:t>allergen exposure</w:t>
-      </w:r>
-      <w:r>
-        <w:t xml:space="preserve"> condition</w:t>
-      </w:r>
-      <w:r>
-        <w:t xml:space="preserve"> </w:t>
-      </w:r>
-      <w:r>
-        <w:t>to support statistically meaningful enrichment analysis. Instead</w:t>
+        <w:t xml:space="preserve">, therefore statistical power was limited. </w:t>
+      </w:r>
+      <w:r>
+        <w:t>Instead</w:t>
       </w:r>
       <w:r>
         <w:t xml:space="preserve">, </w:t>
@@ -968,13 +1114,24 @@
         <w:t>biological</w:t>
       </w:r>
       <w:r>
-        <w:t>ly relevant</w:t>
-      </w:r>
-      <w:r>
-        <w:t xml:space="preserve"> process</w:t>
+        <w:t xml:space="preserve"> </w:t>
+      </w:r>
+      <w:r>
+        <w:t>process</w:t>
       </w:r>
       <w:r>
         <w:t>es</w:t>
+      </w:r>
+      <w:r>
+        <w:t xml:space="preserve"> relevant to </w:t>
+      </w:r>
+      <w:r>
+        <w:rPr>
+          <w:rFonts w:ascii="Aptos" w:eastAsia="Times New Roman" w:hAnsi="Aptos" w:cs="Calibri"/>
+          <w:color w:val="000000"/>
+          <w:lang w:eastAsia="en-GB"/>
+        </w:rPr>
+        <w:t>airway immune signalling and allergic sensitisation</w:t>
       </w:r>
       <w:r>
         <w:t xml:space="preserve">. </w:t>
@@ -1095,7 +1252,15 @@
     </w:p>
     <w:p>
       <w:r>
-        <w:t>[qiagen stats?]</w:t>
+        <w:t>[</w:t>
+      </w:r>
+      <w:proofErr w:type="spellStart"/>
+      <w:r>
+        <w:t>qiagen</w:t>
+      </w:r>
+      <w:proofErr w:type="spellEnd"/>
+      <w:r>
+        <w:t xml:space="preserve"> stats?]</w:t>
       </w:r>
     </w:p>
     <w:p>
@@ -1123,8 +1288,18 @@
       <w:r>
         <w:t xml:space="preserve">the </w:t>
       </w:r>
-      <w:r>
-        <w:t>prcomp()</w:t>
+      <w:proofErr w:type="spellStart"/>
+      <w:proofErr w:type="gramStart"/>
+      <w:r>
+        <w:t>prcomp</w:t>
+      </w:r>
+      <w:proofErr w:type="spellEnd"/>
+      <w:r>
+        <w:t>(</w:t>
+      </w:r>
+      <w:proofErr w:type="gramEnd"/>
+      <w:r>
+        <w:t>)</w:t>
       </w:r>
       <w:r>
         <w:t xml:space="preserve"> </w:t>
@@ -1173,6 +1348,19 @@
       </w:r>
       <w:r>
         <w:t>Heatmaps were generated using log2 CPM-normalised counts. All figures were generated in R studio [version] using ggplot2 [version], unless stated otherwise.</w:t>
+      </w:r>
+    </w:p>
+    <w:p>
+      <w:r>
+        <w:t xml:space="preserve">[talk about normalisation? </w:t>
+      </w:r>
+      <w:proofErr w:type="spellStart"/>
+      <w:r>
+        <w:t>edgeR</w:t>
+      </w:r>
+      <w:proofErr w:type="spellEnd"/>
+      <w:r>
+        <w:t xml:space="preserve"> normalisation for DE; CPM for everything else]</w:t>
       </w:r>
     </w:p>
     <w:p/>
@@ -1208,7 +1396,15 @@
         <w:t>A</w:t>
       </w:r>
       <w:r>
-        <w:t xml:space="preserve">miRNA [link] using the miND® pipeline [reference?]. Pathway analysis was performed using DE miRNAs </w:t>
+        <w:t xml:space="preserve">miRNA [link] using the </w:t>
+      </w:r>
+      <w:proofErr w:type="spellStart"/>
+      <w:r>
+        <w:t>miND</w:t>
+      </w:r>
+      <w:proofErr w:type="spellEnd"/>
+      <w:r>
+        <w:t xml:space="preserve">® pipeline [reference?]. Pathway analysis was performed using DE miRNAs </w:t>
       </w:r>
       <w:r>
         <w:t>in</w:t>
@@ -1396,6 +1592,7 @@
     </w:p>
     <w:p>
       <w:r>
+        <w:lastRenderedPageBreak/>
         <w:t>[might want to take the subset from a publicly available miRNA dataset so don’t have to worry about getting GH/WB’s permission]</w:t>
       </w:r>
     </w:p>
@@ -1412,7 +1609,6 @@
         <w:rPr>
           <w:u w:val="single"/>
         </w:rPr>
-        <w:lastRenderedPageBreak/>
         <w:t>Archive</w:t>
       </w:r>
     </w:p>

--- a/write_up/drafts/3_materials_and_methods/methods_DRAFT_2.docx
+++ b/write_up/drafts/3_materials_and_methods/methods_DRAFT_2.docx
@@ -96,7 +96,13 @@
     </w:p>
     <w:p>
       <w:r>
-        <w:t>[rename ‘pathway analysis’ for calu3 cells to something more appropriate]</w:t>
+        <w:t>[rename ‘pathway analysis’ for calu3 cells to something more appropriate</w:t>
+      </w:r>
+      <w:r>
+        <w:t xml:space="preserve"> e.g., ‘biological function’ or ‘functional analysis’</w:t>
+      </w:r>
+      <w:r>
+        <w:t>]</w:t>
       </w:r>
     </w:p>
     <w:p>
@@ -285,7 +291,6 @@
         </w:numPr>
       </w:pPr>
       <w:r>
-        <w:lastRenderedPageBreak/>
         <w:t xml:space="preserve">Preprocessing </w:t>
       </w:r>
     </w:p>
@@ -594,7 +599,11 @@
         <w:t>nriched pathways</w:t>
       </w:r>
       <w:r>
-        <w:t xml:space="preserve"> were then compared to pathway</w:t>
+        <w:t xml:space="preserve"> </w:t>
+      </w:r>
+      <w:r>
+        <w:lastRenderedPageBreak/>
+        <w:t>were then compared to pathway</w:t>
       </w:r>
       <w:r>
         <w:t xml:space="preserve"> results </w:t>
@@ -1164,7 +1173,11 @@
         <w:t xml:space="preserve">) </w:t>
       </w:r>
       <w:r>
-        <w:t xml:space="preserve">and combined with </w:t>
+        <w:t xml:space="preserve">and </w:t>
+      </w:r>
+      <w:r>
+        <w:lastRenderedPageBreak/>
+        <w:t xml:space="preserve">combined with </w:t>
       </w:r>
       <w:r>
         <w:t xml:space="preserve">each of the following keywords using the </w:t>
@@ -1530,7 +1543,11 @@
         <w:t xml:space="preserve">A random subset of the </w:t>
       </w:r>
       <w:r>
-        <w:t xml:space="preserve">raw sequencing </w:t>
+        <w:t xml:space="preserve">raw </w:t>
+      </w:r>
+      <w:r>
+        <w:lastRenderedPageBreak/>
+        <w:t xml:space="preserve">sequencing </w:t>
       </w:r>
       <w:r>
         <w:t xml:space="preserve">data </w:t>
@@ -1592,7 +1609,6 @@
     </w:p>
     <w:p>
       <w:r>
-        <w:lastRenderedPageBreak/>
         <w:t>[might want to take the subset from a publicly available miRNA dataset so don’t have to worry about getting GH/WB’s permission]</w:t>
       </w:r>
     </w:p>

--- a/write_up/drafts/3_materials_and_methods/methods_DRAFT_2.docx
+++ b/write_up/drafts/3_materials_and_methods/methods_DRAFT_2.docx
@@ -247,10 +247,22 @@
         <w:t>alu-3</w:t>
       </w:r>
       <w:r>
-        <w:t xml:space="preserve"> epithelial cells</w:t>
-      </w:r>
-      <w:r>
-        <w:t xml:space="preserve"> to</w:t>
+        <w:t xml:space="preserve"> </w:t>
+      </w:r>
+      <w:r>
+        <w:t>cells (lung a</w:t>
+      </w:r>
+      <w:r>
+        <w:t>denocarcinoma</w:t>
+      </w:r>
+      <w:r>
+        <w:t xml:space="preserve"> cell line)</w:t>
+      </w:r>
+      <w:r>
+        <w:t xml:space="preserve"> </w:t>
+      </w:r>
+      <w:r>
+        <w:t>to</w:t>
       </w:r>
       <w:r>
         <w:t xml:space="preserve"> nebulised</w:t>
@@ -587,6 +599,7 @@
         <w:t xml:space="preserve">free-of-charge </w:t>
       </w:r>
       <w:r>
+        <w:lastRenderedPageBreak/>
         <w:t xml:space="preserve">target gene-level and miRNA-level enrichment </w:t>
       </w:r>
       <w:r>
@@ -599,11 +612,7 @@
         <w:t>nriched pathways</w:t>
       </w:r>
       <w:r>
-        <w:t xml:space="preserve"> </w:t>
-      </w:r>
-      <w:r>
-        <w:lastRenderedPageBreak/>
-        <w:t>were then compared to pathway</w:t>
+        <w:t xml:space="preserve"> were then compared to pathway</w:t>
       </w:r>
       <w:r>
         <w:t xml:space="preserve"> results </w:t>
@@ -1152,6 +1161,7 @@
         <w:t xml:space="preserve"> miRNA symbol was used </w:t>
       </w:r>
       <w:r>
+        <w:lastRenderedPageBreak/>
         <w:t xml:space="preserve">as </w:t>
       </w:r>
       <w:r>
@@ -1173,11 +1183,7 @@
         <w:t xml:space="preserve">) </w:t>
       </w:r>
       <w:r>
-        <w:t xml:space="preserve">and </w:t>
-      </w:r>
-      <w:r>
-        <w:lastRenderedPageBreak/>
-        <w:t xml:space="preserve">combined with </w:t>
+        <w:t xml:space="preserve">and combined with </w:t>
       </w:r>
       <w:r>
         <w:t xml:space="preserve">each of the following keywords using the </w:t>
@@ -1534,7 +1540,11 @@
         <w:t>script</w:t>
       </w:r>
       <w:r>
-        <w:t xml:space="preserve"> (template.sh) to standardise script structure, perform log and error handling, and accelerate creation of new scripts.</w:t>
+        <w:t xml:space="preserve"> (template.sh) to standardise script structure, perform log </w:t>
+      </w:r>
+      <w:r>
+        <w:lastRenderedPageBreak/>
+        <w:t>and error handling, and accelerate creation of new scripts.</w:t>
       </w:r>
       <w:r>
         <w:t xml:space="preserve"> </w:t>
@@ -1543,11 +1553,7 @@
         <w:t xml:space="preserve">A random subset of the </w:t>
       </w:r>
       <w:r>
-        <w:t xml:space="preserve">raw </w:t>
-      </w:r>
-      <w:r>
-        <w:lastRenderedPageBreak/>
-        <w:t xml:space="preserve">sequencing </w:t>
+        <w:t xml:space="preserve">raw sequencing </w:t>
       </w:r>
       <w:r>
         <w:t xml:space="preserve">data </w:t>

--- a/write_up/drafts/3_materials_and_methods/methods_DRAFT_2.docx
+++ b/write_up/drafts/3_materials_and_methods/methods_DRAFT_2.docx
@@ -286,7 +286,13 @@
         <w:t>ere</w:t>
       </w:r>
       <w:r>
-        <w:t xml:space="preserve"> executed in triplicate. </w:t>
+        <w:t xml:space="preserve"> executed in triplicate</w:t>
+      </w:r>
+      <w:r>
+        <w:t xml:space="preserve"> [from samples originating from 3 donors?]</w:t>
+      </w:r>
+      <w:r>
+        <w:t xml:space="preserve">. </w:t>
       </w:r>
       <w:r>
         <w:t xml:space="preserve">Sample details are found in Supp Table [x]. </w:t>

--- a/write_up/drafts/3_materials_and_methods/methods_DRAFT_2.docx
+++ b/write_up/drafts/3_materials_and_methods/methods_DRAFT_2.docx
@@ -107,6 +107,19 @@
     </w:p>
     <w:p>
       <w:r>
+        <w:t xml:space="preserve">[remove </w:t>
+      </w:r>
+      <w:proofErr w:type="spellStart"/>
+      <w:r>
+        <w:t>qiagen</w:t>
+      </w:r>
+      <w:proofErr w:type="spellEnd"/>
+      <w:r>
+        <w:t xml:space="preserve"> from method development]</w:t>
+      </w:r>
+    </w:p>
+    <w:p>
+      <w:r>
         <w:t xml:space="preserve">These methods describe an independent analysis pipeline </w:t>
       </w:r>
       <w:r>
@@ -268,7 +281,11 @@
         <w:t xml:space="preserve"> nebulised</w:t>
       </w:r>
       <w:r>
-        <w:t xml:space="preserve"> Can f 1 (dog allergen), active Der p 1 and inactive Der p 1 (HDM allergens). </w:t>
+        <w:t xml:space="preserve"> Can f 1 (dog allergen), active Der p 1 and inactive Der p 1 (HDM </w:t>
+      </w:r>
+      <w:r>
+        <w:lastRenderedPageBreak/>
+        <w:t xml:space="preserve">allergens). </w:t>
       </w:r>
       <w:r>
         <w:t>All</w:t>
@@ -564,6 +581,7 @@
     </w:p>
     <w:p>
       <w:r>
+        <w:lastRenderedPageBreak/>
         <w:t xml:space="preserve">Multiple automated pathway enrichment analysis techniques were explored </w:t>
       </w:r>
       <w:r>
@@ -605,7 +623,6 @@
         <w:t xml:space="preserve">free-of-charge </w:t>
       </w:r>
       <w:r>
-        <w:lastRenderedPageBreak/>
         <w:t xml:space="preserve">target gene-level and miRNA-level enrichment </w:t>
       </w:r>
       <w:r>
@@ -1048,6 +1065,7 @@
     </w:p>
     <w:p>
       <w:r>
+        <w:lastRenderedPageBreak/>
         <w:t>P</w:t>
       </w:r>
       <w:r>
@@ -1167,7 +1185,6 @@
         <w:t xml:space="preserve"> miRNA symbol was used </w:t>
       </w:r>
       <w:r>
-        <w:lastRenderedPageBreak/>
         <w:t xml:space="preserve">as </w:t>
       </w:r>
       <w:r>
@@ -1508,6 +1525,7 @@
         </w:numPr>
       </w:pPr>
       <w:r>
+        <w:lastRenderedPageBreak/>
         <w:t>Code availability</w:t>
       </w:r>
     </w:p>
@@ -1546,11 +1564,7 @@
         <w:t>script</w:t>
       </w:r>
       <w:r>
-        <w:t xml:space="preserve"> (template.sh) to standardise script structure, perform log </w:t>
-      </w:r>
-      <w:r>
-        <w:lastRenderedPageBreak/>
-        <w:t>and error handling, and accelerate creation of new scripts.</w:t>
+        <w:t xml:space="preserve"> (template.sh) to standardise script structure, perform log and error handling, and accelerate creation of new scripts.</w:t>
       </w:r>
       <w:r>
         <w:t xml:space="preserve"> </w:t>

--- a/write_up/drafts/3_materials_and_methods/methods_DRAFT_2.docx
+++ b/write_up/drafts/3_materials_and_methods/methods_DRAFT_2.docx
@@ -29,15 +29,18 @@
       </w:r>
     </w:p>
     <w:p>
+      <w:pPr>
+        <w:keepNext/>
+      </w:pPr>
       <w:r>
         <w:rPr>
           <w:noProof/>
         </w:rPr>
         <w:drawing>
-          <wp:inline distT="0" distB="0" distL="0" distR="0" wp14:anchorId="164A6D85" wp14:editId="274D1C94">
-            <wp:extent cx="5731510" cy="2145665"/>
-            <wp:effectExtent l="0" t="0" r="0" b="635"/>
-            <wp:docPr id="577877657" name="Picture 1"/>
+          <wp:inline distT="0" distB="0" distL="0" distR="0" wp14:anchorId="39DE4301" wp14:editId="5895ED44">
+            <wp:extent cx="2285366" cy="5827420"/>
+            <wp:effectExtent l="0" t="5715" r="0" b="0"/>
+            <wp:docPr id="559336377" name="Picture 6"/>
             <wp:cNvGraphicFramePr>
               <a:graphicFrameLocks xmlns:a="http://schemas.openxmlformats.org/drawingml/2006/main" noChangeAspect="1"/>
             </wp:cNvGraphicFramePr>
@@ -45,23 +48,32 @@
               <a:graphicData uri="http://schemas.openxmlformats.org/drawingml/2006/picture">
                 <pic:pic xmlns:pic="http://schemas.openxmlformats.org/drawingml/2006/picture">
                   <pic:nvPicPr>
-                    <pic:cNvPr id="577877657" name=""/>
+                    <pic:cNvPr id="559336377" name="Picture 559336377"/>
                     <pic:cNvPicPr/>
                   </pic:nvPicPr>
-                  <pic:blipFill>
+                  <pic:blipFill rotWithShape="1">
                     <a:blip r:embed="rId5"/>
+                    <a:srcRect r="44502"/>
                     <a:stretch>
                       <a:fillRect/>
                     </a:stretch>
                   </pic:blipFill>
-                  <pic:spPr>
-                    <a:xfrm>
+                  <pic:spPr bwMode="auto">
+                    <a:xfrm rot="16200000">
                       <a:off x="0" y="0"/>
-                      <a:ext cx="5731510" cy="2145665"/>
+                      <a:ext cx="2303508" cy="5873679"/>
                     </a:xfrm>
                     <a:prstGeom prst="rect">
                       <a:avLst/>
                     </a:prstGeom>
+                    <a:ln>
+                      <a:noFill/>
+                    </a:ln>
+                    <a:extLst>
+                      <a:ext uri="{53640926-AAD7-44D8-BBD7-CCE9431645EC}">
+                        <a14:shadowObscured xmlns:a14="http://schemas.microsoft.com/office/drawing/2010/main"/>
+                      </a:ext>
+                    </a:extLst>
                   </pic:spPr>
                 </pic:pic>
               </a:graphicData>
@@ -71,53 +83,232 @@
       </w:r>
     </w:p>
     <w:p>
-      <w:r>
-        <w:t xml:space="preserve">[figure legend should state that the automated pathway enrichment analysis techniques tested during method development were unsuitable for use on Calu-3 </w:t>
-      </w:r>
-      <w:r>
-        <w:t>cells</w:t>
-      </w:r>
-      <w:r>
-        <w:t>]</w:t>
+      <w:pPr>
+        <w:pStyle w:val="Caption"/>
+        <w:rPr>
+          <w:i w:val="0"/>
+          <w:iCs w:val="0"/>
+          <w:color w:val="000000" w:themeColor="text1"/>
+        </w:rPr>
+      </w:pPr>
+      <w:r>
+        <w:rPr>
+          <w:i w:val="0"/>
+          <w:iCs w:val="0"/>
+          <w:color w:val="000000" w:themeColor="text1"/>
+        </w:rPr>
+        <w:t>Figure</w:t>
+      </w:r>
+      <w:r>
+        <w:rPr>
+          <w:i w:val="0"/>
+          <w:iCs w:val="0"/>
+          <w:color w:val="000000" w:themeColor="text1"/>
+        </w:rPr>
+        <w:t xml:space="preserve"> 1</w:t>
+      </w:r>
+      <w:r>
+        <w:rPr>
+          <w:i w:val="0"/>
+          <w:iCs w:val="0"/>
+          <w:color w:val="000000" w:themeColor="text1"/>
+        </w:rPr>
+        <w:t>:</w:t>
+      </w:r>
+      <w:r>
+        <w:rPr>
+          <w:i w:val="0"/>
+          <w:iCs w:val="0"/>
+          <w:color w:val="000000" w:themeColor="text1"/>
+        </w:rPr>
+        <w:t xml:space="preserve"> </w:t>
+      </w:r>
+      <w:r>
+        <w:rPr>
+          <w:b/>
+          <w:bCs/>
+          <w:i w:val="0"/>
+          <w:iCs w:val="0"/>
+          <w:color w:val="000000" w:themeColor="text1"/>
+        </w:rPr>
+        <w:t>Workflow outline.</w:t>
+      </w:r>
+      <w:r>
+        <w:rPr>
+          <w:i w:val="0"/>
+          <w:iCs w:val="0"/>
+          <w:color w:val="000000" w:themeColor="text1"/>
+        </w:rPr>
+        <w:t xml:space="preserve"> </w:t>
+      </w:r>
+      <w:r>
+        <w:rPr>
+          <w:i w:val="0"/>
+          <w:iCs w:val="0"/>
+          <w:color w:val="000000" w:themeColor="text1"/>
+        </w:rPr>
+        <w:t>Previously acquired r</w:t>
+      </w:r>
+      <w:r>
+        <w:rPr>
+          <w:i w:val="0"/>
+          <w:iCs w:val="0"/>
+          <w:color w:val="000000" w:themeColor="text1"/>
+        </w:rPr>
+        <w:t>aw sequencing data for primary human bronchial epithelial cells (HBECs) exposed to 0.005, 0.08, 2 and 24</w:t>
+      </w:r>
+      <w:r>
+        <w:rPr>
+          <w:i w:val="0"/>
+          <w:iCs w:val="0"/>
+          <w:color w:val="000000" w:themeColor="text1"/>
+        </w:rPr>
+        <w:t xml:space="preserve"> </w:t>
+      </w:r>
+      <w:proofErr w:type="spellStart"/>
+      <w:r>
+        <w:rPr>
+          <w:i w:val="0"/>
+          <w:iCs w:val="0"/>
+          <w:color w:val="000000" w:themeColor="text1"/>
+        </w:rPr>
+        <w:t>μg</w:t>
+      </w:r>
+      <w:proofErr w:type="spellEnd"/>
+      <w:r>
+        <w:rPr>
+          <w:i w:val="0"/>
+          <w:iCs w:val="0"/>
+          <w:color w:val="000000" w:themeColor="text1"/>
+        </w:rPr>
+        <w:t xml:space="preserve">/cm² </w:t>
+      </w:r>
+      <w:r>
+        <w:rPr>
+          <w:i w:val="0"/>
+          <w:iCs w:val="0"/>
+          <w:color w:val="000000" w:themeColor="text1"/>
+        </w:rPr>
+        <w:t xml:space="preserve">protease allergen was obtained from Hopkins et al., 2026, and for Calu-3 lung adenocarcinoma cells exposed to Der p 1 active and Der p 1 inactive (house dust mite allergens) and Can f 1 (dog allergen) obtained from Browne et al., 2026. </w:t>
+      </w:r>
+      <w:r>
+        <w:rPr>
+          <w:i w:val="0"/>
+          <w:iCs w:val="0"/>
+          <w:color w:val="000000" w:themeColor="text1"/>
+        </w:rPr>
+        <w:t xml:space="preserve">The differential expression phase (orange) was performed using </w:t>
+      </w:r>
+      <w:r>
+        <w:rPr>
+          <w:i w:val="0"/>
+          <w:iCs w:val="0"/>
+          <w:color w:val="000000" w:themeColor="text1"/>
+        </w:rPr>
+        <w:t>primary HBECs and Calu-3</w:t>
+      </w:r>
+      <w:r>
+        <w:rPr>
+          <w:i w:val="0"/>
+          <w:iCs w:val="0"/>
+          <w:color w:val="000000" w:themeColor="text1"/>
+        </w:rPr>
+        <w:t xml:space="preserve"> datasets. First, quality control was performed on raw sequencing data, then reads were trimmed and quality control was repeated. miRNAs were mapped to known mature miRNAs and quantified. Differential expression analysis was then performed by comparing each allergen exposure condition in primary HBECs and Calu-3 to a corresponding untreated group. The next phase (blue) focused on developing an optimal method for pathway enrichment analysis</w:t>
+      </w:r>
+      <w:r>
+        <w:rPr>
+          <w:i w:val="0"/>
+          <w:iCs w:val="0"/>
+          <w:color w:val="000000" w:themeColor="text1"/>
+        </w:rPr>
+        <w:t xml:space="preserve"> for differentially expressed (DE) miRNAs</w:t>
+      </w:r>
+      <w:r>
+        <w:rPr>
+          <w:i w:val="0"/>
+          <w:iCs w:val="0"/>
+          <w:color w:val="000000" w:themeColor="text1"/>
+        </w:rPr>
+        <w:t>; only</w:t>
+      </w:r>
+      <w:proofErr w:type="spellStart"/>
+      <w:r>
+        <w:rPr>
+          <w:i w:val="0"/>
+          <w:iCs w:val="0"/>
+          <w:color w:val="000000" w:themeColor="text1"/>
+        </w:rPr>
+        <w:t xml:space="preserve"> </w:t>
+      </w:r>
+      <w:r>
+        <w:rPr>
+          <w:i w:val="0"/>
+          <w:iCs w:val="0"/>
+          <w:color w:val="000000" w:themeColor="text1"/>
+        </w:rPr>
+        <w:t>2</w:t>
+      </w:r>
+      <w:proofErr w:type="spellEnd"/>
+      <w:r>
+        <w:rPr>
+          <w:i w:val="0"/>
+          <w:iCs w:val="0"/>
+          <w:color w:val="000000" w:themeColor="text1"/>
+        </w:rPr>
+        <w:t>4</w:t>
+      </w:r>
+      <w:r>
+        <w:rPr>
+          <w:i w:val="0"/>
+          <w:iCs w:val="0"/>
+          <w:color w:val="000000" w:themeColor="text1"/>
+        </w:rPr>
+        <w:t xml:space="preserve"> </w:t>
+      </w:r>
+      <w:proofErr w:type="spellStart"/>
+      <w:r>
+        <w:rPr>
+          <w:i w:val="0"/>
+          <w:iCs w:val="0"/>
+          <w:color w:val="000000" w:themeColor="text1"/>
+        </w:rPr>
+        <w:t>μg</w:t>
+      </w:r>
+      <w:proofErr w:type="spellEnd"/>
+      <w:r>
+        <w:rPr>
+          <w:i w:val="0"/>
+          <w:iCs w:val="0"/>
+          <w:color w:val="000000" w:themeColor="text1"/>
+        </w:rPr>
+        <w:t xml:space="preserve">/cm² </w:t>
+      </w:r>
+      <w:r>
+        <w:rPr>
+          <w:i w:val="0"/>
+          <w:iCs w:val="0"/>
+          <w:color w:val="000000" w:themeColor="text1"/>
+        </w:rPr>
+        <w:t>protease</w:t>
+      </w:r>
+      <w:r>
+        <w:rPr>
+          <w:i w:val="0"/>
+          <w:iCs w:val="0"/>
+          <w:color w:val="000000" w:themeColor="text1"/>
+        </w:rPr>
+        <w:t xml:space="preserve">-treated primary HBECs were used for this phase as pathway analysis. The final phase (purple) used literature to infer the biological </w:t>
+      </w:r>
+      <w:r>
+        <w:rPr>
+          <w:i w:val="0"/>
+          <w:iCs w:val="0"/>
+          <w:color w:val="000000" w:themeColor="text1"/>
+        </w:rPr>
+        <w:t>function of DE miRNAs derived from the Calu-3 dataset.</w:t>
       </w:r>
     </w:p>
-    <w:p>
-      <w:r>
-        <w:t xml:space="preserve">[change calu-3 </w:t>
-      </w:r>
-      <w:proofErr w:type="spellStart"/>
-      <w:r>
-        <w:t>hbecs</w:t>
-      </w:r>
-      <w:proofErr w:type="spellEnd"/>
-      <w:r>
-        <w:t xml:space="preserve"> to calu-3 cells in figure]</w:t>
-      </w:r>
-    </w:p>
-    <w:p>
-      <w:r>
-        <w:t>[rename ‘pathway analysis’ for calu3 cells to something more appropriate</w:t>
-      </w:r>
-      <w:r>
-        <w:t xml:space="preserve"> e.g., ‘biological function’ or ‘functional analysis’</w:t>
-      </w:r>
-      <w:r>
-        <w:t>]</w:t>
-      </w:r>
-    </w:p>
-    <w:p>
-      <w:r>
-        <w:t xml:space="preserve">[remove </w:t>
-      </w:r>
-      <w:proofErr w:type="spellStart"/>
-      <w:r>
-        <w:t>qiagen</w:t>
-      </w:r>
-      <w:proofErr w:type="spellEnd"/>
-      <w:r>
-        <w:t xml:space="preserve"> from method development]</w:t>
-      </w:r>
-    </w:p>
+    <w:p/>
     <w:p>
       <w:r>
         <w:t xml:space="preserve">These methods describe an independent analysis pipeline </w:t>
@@ -269,7 +460,11 @@
         <w:t>denocarcinoma</w:t>
       </w:r>
       <w:r>
-        <w:t xml:space="preserve"> cell line)</w:t>
+        <w:t xml:space="preserve"> cell </w:t>
+      </w:r>
+      <w:r>
+        <w:lastRenderedPageBreak/>
+        <w:t>line)</w:t>
       </w:r>
       <w:r>
         <w:t xml:space="preserve"> </w:t>
@@ -281,11 +476,7 @@
         <w:t xml:space="preserve"> nebulised</w:t>
       </w:r>
       <w:r>
-        <w:t xml:space="preserve"> Can f 1 (dog allergen), active Der p 1 and inactive Der p 1 (HDM </w:t>
-      </w:r>
-      <w:r>
-        <w:lastRenderedPageBreak/>
-        <w:t xml:space="preserve">allergens). </w:t>
+        <w:t xml:space="preserve"> Can f 1 (dog allergen), active Der p 1 and inactive Der p 1 (HDM allergens). </w:t>
       </w:r>
       <w:r>
         <w:t>All</w:t>
@@ -1012,41 +1203,6 @@
     </w:p>
     <w:p/>
     <w:p/>
-    <w:p>
-      <w:pPr>
-        <w:pStyle w:val="ListParagraph"/>
-        <w:numPr>
-          <w:ilvl w:val="1"/>
-          <w:numId w:val="7"/>
-        </w:numPr>
-      </w:pPr>
-      <w:r>
-        <w:t xml:space="preserve">Ingenuity </w:t>
-      </w:r>
-      <w:r>
-        <w:t xml:space="preserve">Pathway Analysis </w:t>
-      </w:r>
-      <w:r>
-        <w:t>(s</w:t>
-      </w:r>
-      <w:r>
-        <w:t xml:space="preserve">ervice </w:t>
-      </w:r>
-      <w:r>
-        <w:t>p</w:t>
-      </w:r>
-      <w:r>
-        <w:t>rovider</w:t>
-      </w:r>
-      <w:r>
-        <w:t>)</w:t>
-      </w:r>
-    </w:p>
-    <w:p>
-      <w:r>
-        <w:t>[]</w:t>
-      </w:r>
-    </w:p>
     <w:p/>
     <w:p>
       <w:pPr>
@@ -1065,7 +1221,6 @@
     </w:p>
     <w:p>
       <w:r>
-        <w:lastRenderedPageBreak/>
         <w:t>P</w:t>
       </w:r>
       <w:r>
@@ -1173,7 +1328,16 @@
           <w:color w:val="000000"/>
           <w:lang w:eastAsia="en-GB"/>
         </w:rPr>
-        <w:t>airway immune signalling and allergic sensitisation</w:t>
+        <w:t xml:space="preserve">airway immune </w:t>
+      </w:r>
+      <w:r>
+        <w:rPr>
+          <w:rFonts w:ascii="Aptos" w:eastAsia="Times New Roman" w:hAnsi="Aptos" w:cs="Calibri"/>
+          <w:color w:val="000000"/>
+          <w:lang w:eastAsia="en-GB"/>
+        </w:rPr>
+        <w:lastRenderedPageBreak/>
+        <w:t>signalling and allergic sensitisation</w:t>
       </w:r>
       <w:r>
         <w:t xml:space="preserve">. </w:t>
@@ -1294,19 +1458,6 @@
     </w:p>
     <w:p>
       <w:r>
-        <w:t>[</w:t>
-      </w:r>
-      <w:proofErr w:type="spellStart"/>
-      <w:r>
-        <w:t>qiagen</w:t>
-      </w:r>
-      <w:proofErr w:type="spellEnd"/>
-      <w:r>
-        <w:t xml:space="preserve"> stats?]</w:t>
-      </w:r>
-    </w:p>
-    <w:p>
-      <w:r>
         <w:t xml:space="preserve">PC </w:t>
       </w:r>
       <w:r>
@@ -1525,7 +1676,6 @@
         </w:numPr>
       </w:pPr>
       <w:r>
-        <w:lastRenderedPageBreak/>
         <w:t>Code availability</w:t>
       </w:r>
     </w:p>
@@ -1573,7 +1723,11 @@
         <w:t xml:space="preserve">A random subset of the </w:t>
       </w:r>
       <w:r>
-        <w:t xml:space="preserve">raw sequencing </w:t>
+        <w:t xml:space="preserve">raw </w:t>
+      </w:r>
+      <w:r>
+        <w:lastRenderedPageBreak/>
+        <w:t xml:space="preserve">sequencing </w:t>
       </w:r>
       <w:r>
         <w:t xml:space="preserve">data </w:t>
@@ -3549,6 +3703,25 @@
       <w:iCs/>
     </w:rPr>
   </w:style>
+  <w:style w:type="paragraph" w:styleId="Caption">
+    <w:name w:val="caption"/>
+    <w:basedOn w:val="Normal"/>
+    <w:next w:val="Normal"/>
+    <w:uiPriority w:val="35"/>
+    <w:unhideWhenUsed/>
+    <w:qFormat/>
+    <w:rsid w:val="002D0BF0"/>
+    <w:pPr>
+      <w:spacing w:after="200" w:line="240" w:lineRule="auto"/>
+    </w:pPr>
+    <w:rPr>
+      <w:i/>
+      <w:iCs/>
+      <w:color w:val="0E2841" w:themeColor="text2"/>
+      <w:sz w:val="18"/>
+      <w:szCs w:val="18"/>
+    </w:rPr>
+  </w:style>
 </w:styles>
 </file>
 
